--- a/Wine_Quality_Case_Study_Report.docx
+++ b/Wine_Quality_Case_Study_Report.docx
@@ -1,6 +1,6 @@
 
 <file path=word/document.xml><?xml version="1.0" encoding="utf-8"?>
-<w:document xmlns:wpc="http://schemas.microsoft.com/office/word/2010/wordprocessingCanvas" xmlns:mc="http://schemas.openxmlformats.org/markup-compatibility/2006" xmlns:o="urn:schemas-microsoft-com:office:office" xmlns:r="http://schemas.openxmlformats.org/officeDocument/2006/relationships" xmlns:m="http://schemas.openxmlformats.org/officeDocument/2006/math" xmlns:v="urn:schemas-microsoft-com:vml" xmlns:wp14="http://schemas.microsoft.com/office/word/2010/wordprocessingDrawing" xmlns:wp="http://schemas.openxmlformats.org/drawingml/2006/wordprocessingDrawing" xmlns:w10="urn:schemas-microsoft-com:office:word" xmlns:w="http://schemas.openxmlformats.org/wordprocessingml/2006/main" xmlns:w14="http://schemas.microsoft.com/office/word/2010/wordml" xmlns:w15="http://schemas.microsoft.com/office/word/2012/wordml" xmlns:wpg="http://schemas.microsoft.com/office/word/2010/wordprocessingGroup" xmlns:wpi="http://schemas.microsoft.com/office/word/2010/wordprocessingInk" xmlns:wne="http://schemas.microsoft.com/office/word/2006/wordml" xmlns:wps="http://schemas.microsoft.com/office/word/2010/wordprocessingShape" xmlns:cx="http://schemas.microsoft.com/office/drawing/2014/chartex" xmlns:cx1="http://schemas.microsoft.com/office/drawing/2015/9/8/chartex" xmlns:cx2="http://schemas.microsoft.com/office/drawing/2015/10/21/chartex" xmlns:cx3="http://schemas.microsoft.com/office/drawing/2016/5/9/chartex" xmlns:cx4="http://schemas.microsoft.com/office/drawing/2016/5/10/chartex" xmlns:cx5="http://schemas.microsoft.com/office/drawing/2016/5/11/chartex" xmlns:cx6="http://schemas.microsoft.com/office/drawing/2016/5/12/chartex" xmlns:cx7="http://schemas.microsoft.com/office/drawing/2016/5/13/chartex" xmlns:cx8="http://schemas.microsoft.com/office/drawing/2016/5/14/chartex" xmlns:aink="http://schemas.microsoft.com/office/drawing/2016/ink" xmlns:am3d="http://schemas.microsoft.com/office/drawing/2017/model3d" xmlns:w16cex="http://schemas.microsoft.com/office/word/2018/wordml/cex" xmlns:w16cid="http://schemas.microsoft.com/office/word/2016/wordml/cid" xmlns:w16="http://schemas.microsoft.com/office/word/2018/wordml" xmlns:w16sdtdh="http://schemas.microsoft.com/office/word/2020/wordml/sdtdatahash" xmlns:w16se="http://schemas.microsoft.com/office/word/2015/wordml/symex" mc:Ignorable="w14 w15 wp14">
+<w:document xmlns:wpc="http://schemas.microsoft.com/office/word/2010/wordprocessingCanvas" xmlns:cx="http://schemas.microsoft.com/office/drawing/2014/chartex" xmlns:cx1="http://schemas.microsoft.com/office/drawing/2015/9/8/chartex" xmlns:cx2="http://schemas.microsoft.com/office/drawing/2015/10/21/chartex" xmlns:cx3="http://schemas.microsoft.com/office/drawing/2016/5/9/chartex" xmlns:cx4="http://schemas.microsoft.com/office/drawing/2016/5/10/chartex" xmlns:cx5="http://schemas.microsoft.com/office/drawing/2016/5/11/chartex" xmlns:cx6="http://schemas.microsoft.com/office/drawing/2016/5/12/chartex" xmlns:cx7="http://schemas.microsoft.com/office/drawing/2016/5/13/chartex" xmlns:cx8="http://schemas.microsoft.com/office/drawing/2016/5/14/chartex" xmlns:mc="http://schemas.openxmlformats.org/markup-compatibility/2006" xmlns:aink="http://schemas.microsoft.com/office/drawing/2016/ink" xmlns:am3d="http://schemas.microsoft.com/office/drawing/2017/model3d" xmlns:o="urn:schemas-microsoft-com:office:office" xmlns:oel="http://schemas.microsoft.com/office/2019/extlst" xmlns:r="http://schemas.openxmlformats.org/officeDocument/2006/relationships" xmlns:m="http://schemas.openxmlformats.org/officeDocument/2006/math" xmlns:v="urn:schemas-microsoft-com:vml" xmlns:wp14="http://schemas.microsoft.com/office/word/2010/wordprocessingDrawing" xmlns:wp="http://schemas.openxmlformats.org/drawingml/2006/wordprocessingDrawing" xmlns:w10="urn:schemas-microsoft-com:office:word" xmlns:w="http://schemas.openxmlformats.org/wordprocessingml/2006/main" xmlns:w14="http://schemas.microsoft.com/office/word/2010/wordml" xmlns:w15="http://schemas.microsoft.com/office/word/2012/wordml" xmlns:w16cex="http://schemas.microsoft.com/office/word/2018/wordml/cex" xmlns:w16cid="http://schemas.microsoft.com/office/word/2016/wordml/cid" xmlns:w16="http://schemas.microsoft.com/office/word/2018/wordml" xmlns:w16du="http://schemas.microsoft.com/office/word/2023/wordml/word16du" xmlns:w16sdtdh="http://schemas.microsoft.com/office/word/2020/wordml/sdtdatahash" xmlns:w16sdtfl="http://schemas.microsoft.com/office/word/2024/wordml/sdtformatlock" xmlns:w16se="http://schemas.microsoft.com/office/word/2015/wordml/symex" xmlns:wpg="http://schemas.microsoft.com/office/word/2010/wordprocessingGroup" xmlns:wpi="http://schemas.microsoft.com/office/word/2010/wordprocessingInk" xmlns:wne="http://schemas.microsoft.com/office/word/2006/wordml" xmlns:wps="http://schemas.microsoft.com/office/word/2010/wordprocessingShape" mc:Ignorable="w14 w15 w16se w16cid w16 w16cex w16sdtdh w16sdtfl w16du wp14">
   <w:body>
     <w:p>
       <w:pPr>
@@ -15,7 +15,7 @@
           <w:sz w:val="56"/>
           <w:szCs w:val="56"/>
         </w:rPr>
-        <w:t xml:space="preserve">Wine Quality Explorer</w:t>
+        <w:t>Wine Quality Explorer</w:t>
       </w:r>
     </w:p>
     <w:p>
@@ -29,13 +29,29 @@
           <w:sz w:val="26"/>
           <w:szCs w:val="26"/>
         </w:rPr>
-        <w:t xml:space="preserve">An R Shiny Case Study — Predicting Wine Quality with Random Forest</w:t>
+        <w:t xml:space="preserve">An R Shiny Case Study </w:t>
+      </w:r>
+      <w:r>
+        <w:rPr>
+          <w:color w:val="555555"/>
+          <w:sz w:val="26"/>
+          <w:szCs w:val="26"/>
+        </w:rPr>
+        <w:t>-</w:t>
+      </w:r>
+      <w:r>
+        <w:rPr>
+          <w:color w:val="555555"/>
+          <w:sz w:val="26"/>
+          <w:szCs w:val="26"/>
+        </w:rPr>
+        <w:t xml:space="preserve"> Predicting Wine Quality with Random Forest</w:t>
       </w:r>
     </w:p>
     <w:p>
       <w:pPr>
         <w:pBdr>
-          <w:bottom w:val="single" w:color="999999" w:sz="6"/>
+          <w:bottom w:val="single" w:sz="6" w:space="0" w:color="999999"/>
         </w:pBdr>
         <w:spacing w:after="200"/>
       </w:pPr>
@@ -43,10 +59,10 @@
     <w:p>
       <w:pPr>
         <w:pStyle w:val="Heading1"/>
-        <w:spacing w:after="150" w:before="300"/>
-      </w:pPr>
-      <w:r>
-        <w:t xml:space="preserve">1. What Data Did We Collect?</w:t>
+        <w:spacing w:before="300" w:after="150"/>
+      </w:pPr>
+      <w:r>
+        <w:t>1. What Data Did We Collect?</w:t>
       </w:r>
     </w:p>
     <w:p>
@@ -54,72 +70,78 @@
         <w:spacing w:after="150"/>
       </w:pPr>
       <w:r>
-        <w:t xml:space="preserve">This project uses the Wine Quality (Red Wine) data set published on the UCI Machine Learning Repository (Cortez, Cerdeira, Almeida, Matos &amp; Reis, 2009). It contains 1,599 samples of the Portuguese “Vinho Verde” red wine, each described by 11 physicochemical laboratory measurements plus a quality score.</w:t>
-      </w:r>
-    </w:p>
-    <w:p>
-      <w:pPr>
-        <w:pStyle w:val="ListParagraph"/>
-        <w:numPr>
-          <w:ilvl w:val="0"/>
-          <w:numId w:val="1"/>
-        </w:numPr>
-        <w:spacing w:after="60"/>
-      </w:pPr>
-      <w:r>
-        <w:t xml:space="preserve">fixed acidity, volatile acidity, citric acid</w:t>
-      </w:r>
-    </w:p>
-    <w:p>
-      <w:pPr>
-        <w:pStyle w:val="ListParagraph"/>
-        <w:numPr>
-          <w:ilvl w:val="0"/>
-          <w:numId w:val="1"/>
-        </w:numPr>
-        <w:spacing w:after="60"/>
-      </w:pPr>
-      <w:r>
-        <w:t xml:space="preserve">residual sugar, chlorides</w:t>
-      </w:r>
-    </w:p>
-    <w:p>
-      <w:pPr>
-        <w:pStyle w:val="ListParagraph"/>
-        <w:numPr>
-          <w:ilvl w:val="0"/>
-          <w:numId w:val="1"/>
-        </w:numPr>
-        <w:spacing w:after="60"/>
-      </w:pPr>
-      <w:r>
-        <w:t xml:space="preserve">free sulfur dioxide, total sulfur dioxide</w:t>
-      </w:r>
-    </w:p>
-    <w:p>
-      <w:pPr>
-        <w:pStyle w:val="ListParagraph"/>
-        <w:numPr>
-          <w:ilvl w:val="0"/>
-          <w:numId w:val="1"/>
-        </w:numPr>
-        <w:spacing w:after="60"/>
-      </w:pPr>
-      <w:r>
-        <w:t xml:space="preserve">density, pH, sulphates, alcohol</w:t>
-      </w:r>
-    </w:p>
-    <w:p>
-      <w:pPr>
-        <w:pStyle w:val="ListParagraph"/>
-        <w:numPr>
-          <w:ilvl w:val="0"/>
-          <w:numId w:val="1"/>
-        </w:numPr>
-        <w:spacing w:after="60"/>
-      </w:pPr>
-      <w:r>
-        <w:t xml:space="preserve">quality — the target: the median score (0–10) given by at least 3 wine-tasting experts</w:t>
+        <w:t>This project uses the Wine Quality (Red Wine) data set published on the UCI Machine Learning Repository (Cortez, Cerdeira, Almeida, Matos &amp; Reis, 2009). It contains 1,599 samples of the Portuguese “Vinho Verde” red wine, each described by 11 physicochemical laboratory measurements plus a quality score.</w:t>
+      </w:r>
+    </w:p>
+    <w:p>
+      <w:pPr>
+        <w:pStyle w:val="ListParagraph"/>
+        <w:numPr>
+          <w:ilvl w:val="0"/>
+          <w:numId w:val="1"/>
+        </w:numPr>
+        <w:spacing w:after="60"/>
+      </w:pPr>
+      <w:r>
+        <w:t>fixed acidity, volatile acidity, citric acid</w:t>
+      </w:r>
+    </w:p>
+    <w:p>
+      <w:pPr>
+        <w:pStyle w:val="ListParagraph"/>
+        <w:numPr>
+          <w:ilvl w:val="0"/>
+          <w:numId w:val="1"/>
+        </w:numPr>
+        <w:spacing w:after="60"/>
+      </w:pPr>
+      <w:r>
+        <w:t>residual sugar, chlorides</w:t>
+      </w:r>
+    </w:p>
+    <w:p>
+      <w:pPr>
+        <w:pStyle w:val="ListParagraph"/>
+        <w:numPr>
+          <w:ilvl w:val="0"/>
+          <w:numId w:val="1"/>
+        </w:numPr>
+        <w:spacing w:after="60"/>
+      </w:pPr>
+      <w:r>
+        <w:t>free sulfur dioxide, total sulfur dioxide</w:t>
+      </w:r>
+    </w:p>
+    <w:p>
+      <w:pPr>
+        <w:pStyle w:val="ListParagraph"/>
+        <w:numPr>
+          <w:ilvl w:val="0"/>
+          <w:numId w:val="1"/>
+        </w:numPr>
+        <w:spacing w:after="60"/>
+      </w:pPr>
+      <w:r>
+        <w:t>density, pH, sulphates, alcohol</w:t>
+      </w:r>
+    </w:p>
+    <w:p>
+      <w:pPr>
+        <w:pStyle w:val="ListParagraph"/>
+        <w:numPr>
+          <w:ilvl w:val="0"/>
+          <w:numId w:val="1"/>
+        </w:numPr>
+        <w:spacing w:after="60"/>
+      </w:pPr>
+      <w:r>
+        <w:t xml:space="preserve">quality </w:t>
+      </w:r>
+      <w:r>
+        <w:t>-</w:t>
+      </w:r>
+      <w:r>
+        <w:t xml:space="preserve"> the target: the median score (0–10) given by at least 3 wine-tasting experts</w:t>
       </w:r>
     </w:p>
     <w:p>
@@ -127,16 +149,16 @@
         <w:spacing w:after="150"/>
       </w:pPr>
       <w:r>
-        <w:t xml:space="preserve">The full data set (about 84 KB as a CSV) is checked in to the project's GitHub repository under data/winequality-red.csv, alongside the app source code.</w:t>
+        <w:t>The full data set (about 84 KB as a CSV) is checked in to the project's GitHub repository under data/winequality-red.csv, alongside the app source code.</w:t>
       </w:r>
     </w:p>
     <w:p>
       <w:pPr>
         <w:pStyle w:val="Heading1"/>
-        <w:spacing w:after="150" w:before="300"/>
-      </w:pPr>
-      <w:r>
-        <w:t xml:space="preserve">2. Why This Topic? (Motivation)</w:t>
+        <w:spacing w:before="300" w:after="150"/>
+      </w:pPr>
+      <w:r>
+        <w:t>2. Why This Topic? (Motivation)</w:t>
       </w:r>
     </w:p>
     <w:p>
@@ -144,125 +166,137 @@
         <w:spacing w:after="150"/>
       </w:pPr>
       <w:r>
-        <w:t xml:space="preserve">Wine quality is traditionally assessed by human sensory panels — a process that is slow, expensive, and subjective, and doesn't scale well for producers who need fast quality feedback during production. This data set is a great case study for the data-science life cycle because it asks a concrete, high-value business question: can objective, inexpensive lab measurements (acidity, sugar, alcohol, sulfates, etc.) predict the quality score a human panel would assign? A working model would let producers get near-instant, repeatable quality signals instead of waiting on a tasting panel, and would highlight which chemical properties most influence perceived quality — useful for decisions in the vineyard and in the cellar.</w:t>
+        <w:t xml:space="preserve">Wine quality is traditionally assessed by human sensory panels </w:t>
+      </w:r>
+      <w:r>
+        <w:t>-</w:t>
+      </w:r>
+      <w:r>
+        <w:t xml:space="preserve"> a process that is slow, expensive, and subjective, and doesn't scale well for producers who need fast quality feedback during production. This data set is a great case study for the data-science life cycle because it asks a concrete, high-value business question: can objective, inexpensive lab measurements (acidity, sugar, alcohol, sulfates, etc.) predict the quality score a human panel would assign? A working model would let producers get near-instant, repeatable quality signals instead of waiting on a tasting panel, and would highlight which chemical properties most influence perceived quality </w:t>
+      </w:r>
+      <w:r>
+        <w:t>-</w:t>
+      </w:r>
+      <w:r>
+        <w:t xml:space="preserve"> useful for decisions in the vineyard and in the cellar.</w:t>
       </w:r>
     </w:p>
     <w:p>
       <w:pPr>
         <w:pStyle w:val="Heading1"/>
-        <w:spacing w:after="150" w:before="300"/>
-      </w:pPr>
-      <w:r>
-        <w:t xml:space="preserve">3. How Did We Analyze the Data?</w:t>
+        <w:spacing w:before="300" w:after="150"/>
+      </w:pPr>
+      <w:r>
+        <w:t>3. How Did We Analyze the Data?</w:t>
       </w:r>
     </w:p>
     <w:p>
       <w:pPr>
         <w:pStyle w:val="Heading2"/>
-        <w:spacing w:after="100" w:before="200"/>
-      </w:pPr>
-      <w:r>
-        <w:t xml:space="preserve">3.1 Life-cycle steps followed</w:t>
-      </w:r>
-    </w:p>
-    <w:p>
-      <w:pPr>
-        <w:pStyle w:val="ListParagraph"/>
-        <w:numPr>
-          <w:ilvl w:val="0"/>
-          <w:numId w:val="1"/>
-        </w:numPr>
-        <w:spacing w:after="60"/>
-      </w:pPr>
-      <w:r>
-        <w:t xml:space="preserve">Business question: can lab-measurable chemistry predict expert-rated wine quality?</w:t>
-      </w:r>
-    </w:p>
-    <w:p>
-      <w:pPr>
-        <w:pStyle w:val="ListParagraph"/>
-        <w:numPr>
-          <w:ilvl w:val="0"/>
-          <w:numId w:val="1"/>
-        </w:numPr>
-        <w:spacing w:after="60"/>
-      </w:pPr>
-      <w:r>
-        <w:t xml:space="preserve">Data collection: UCI Wine Quality (Red) data set, 1,599 rows, no missing values.</w:t>
-      </w:r>
-    </w:p>
-    <w:p>
-      <w:pPr>
-        <w:pStyle w:val="ListParagraph"/>
-        <w:numPr>
-          <w:ilvl w:val="0"/>
-          <w:numId w:val="1"/>
-        </w:numPr>
-        <w:spacing w:after="60"/>
-      </w:pPr>
-      <w:r>
-        <w:t xml:space="preserve">Exploratory data analysis: distribution of quality scores, per-feature histograms, and a full correlation matrix (built into the app's “Explore Data” tab).</w:t>
-      </w:r>
-    </w:p>
-    <w:p>
-      <w:pPr>
-        <w:pStyle w:val="ListParagraph"/>
-        <w:numPr>
-          <w:ilvl w:val="0"/>
-          <w:numId w:val="1"/>
-        </w:numPr>
-        <w:spacing w:after="60"/>
-      </w:pPr>
-      <w:r>
-        <w:t xml:space="preserve">Feature/target split and modeling: an interactive train/test split (default 75/25) feeds two model families.</w:t>
-      </w:r>
-    </w:p>
-    <w:p>
-      <w:pPr>
-        <w:pStyle w:val="ListParagraph"/>
-        <w:numPr>
-          <w:ilvl w:val="0"/>
-          <w:numId w:val="1"/>
-        </w:numPr>
-        <w:spacing w:after="60"/>
-      </w:pPr>
-      <w:r>
-        <w:t xml:space="preserve">Evaluation: RMSE and R² (regression) or accuracy and a confusion matrix (classification), plus the Random Forest's built-in out-of-bag (OOB) error.</w:t>
-      </w:r>
-    </w:p>
-    <w:p>
-      <w:pPr>
-        <w:pStyle w:val="ListParagraph"/>
-        <w:numPr>
-          <w:ilvl w:val="0"/>
-          <w:numId w:val="1"/>
-        </w:numPr>
-        <w:spacing w:after="60"/>
-      </w:pPr>
-      <w:r>
-        <w:t xml:space="preserve">Interpretation: permutation-based variable importance ranks which chemical properties drive predictions.</w:t>
-      </w:r>
-    </w:p>
-    <w:p>
-      <w:pPr>
-        <w:pStyle w:val="ListParagraph"/>
-        <w:numPr>
-          <w:ilvl w:val="0"/>
-          <w:numId w:val="1"/>
-        </w:numPr>
-        <w:spacing w:after="60"/>
-      </w:pPr>
-      <w:r>
-        <w:t xml:space="preserve">Deployment: the finished app is published on shinyapps.io so anyone can explore it interactively.</w:t>
+        <w:spacing w:before="200" w:after="100"/>
+      </w:pPr>
+      <w:r>
+        <w:t>3.1 Life-cycle steps followed</w:t>
+      </w:r>
+    </w:p>
+    <w:p>
+      <w:pPr>
+        <w:pStyle w:val="ListParagraph"/>
+        <w:numPr>
+          <w:ilvl w:val="0"/>
+          <w:numId w:val="1"/>
+        </w:numPr>
+        <w:spacing w:after="60"/>
+      </w:pPr>
+      <w:r>
+        <w:t>Business question: can lab-measurable chemistry predict expert-rated wine quality?</w:t>
+      </w:r>
+    </w:p>
+    <w:p>
+      <w:pPr>
+        <w:pStyle w:val="ListParagraph"/>
+        <w:numPr>
+          <w:ilvl w:val="0"/>
+          <w:numId w:val="1"/>
+        </w:numPr>
+        <w:spacing w:after="60"/>
+      </w:pPr>
+      <w:r>
+        <w:t>Data collection: UCI Wine Quality (Red) data set, 1,599 rows, no missing values.</w:t>
+      </w:r>
+    </w:p>
+    <w:p>
+      <w:pPr>
+        <w:pStyle w:val="ListParagraph"/>
+        <w:numPr>
+          <w:ilvl w:val="0"/>
+          <w:numId w:val="1"/>
+        </w:numPr>
+        <w:spacing w:after="60"/>
+      </w:pPr>
+      <w:r>
+        <w:t>Exploratory data analysis: distribution of quality scores, per-feature histograms, and a full correlation matrix (built into the app's “Explore Data” tab).</w:t>
+      </w:r>
+    </w:p>
+    <w:p>
+      <w:pPr>
+        <w:pStyle w:val="ListParagraph"/>
+        <w:numPr>
+          <w:ilvl w:val="0"/>
+          <w:numId w:val="1"/>
+        </w:numPr>
+        <w:spacing w:after="60"/>
+      </w:pPr>
+      <w:r>
+        <w:t>Feature/target split and modeling: an interactive train/test split (default 75/25) feeds two model families.</w:t>
+      </w:r>
+    </w:p>
+    <w:p>
+      <w:pPr>
+        <w:pStyle w:val="ListParagraph"/>
+        <w:numPr>
+          <w:ilvl w:val="0"/>
+          <w:numId w:val="1"/>
+        </w:numPr>
+        <w:spacing w:after="60"/>
+      </w:pPr>
+      <w:r>
+        <w:t>Evaluation: RMSE and R² (regression) or accuracy and a confusion matrix (classification), plus the Random Forest's built-in out-of-bag (OOB) error.</w:t>
+      </w:r>
+    </w:p>
+    <w:p>
+      <w:pPr>
+        <w:pStyle w:val="ListParagraph"/>
+        <w:numPr>
+          <w:ilvl w:val="0"/>
+          <w:numId w:val="1"/>
+        </w:numPr>
+        <w:spacing w:after="60"/>
+      </w:pPr>
+      <w:r>
+        <w:t>Interpretation: permutation-based variable importance ranks which chemical properties drive predictions.</w:t>
+      </w:r>
+    </w:p>
+    <w:p>
+      <w:pPr>
+        <w:pStyle w:val="ListParagraph"/>
+        <w:numPr>
+          <w:ilvl w:val="0"/>
+          <w:numId w:val="1"/>
+        </w:numPr>
+        <w:spacing w:after="60"/>
+      </w:pPr>
+      <w:r>
+        <w:t>Deployment: the finished app is published on shinyapps.io so anyone can explore it interactively.</w:t>
       </w:r>
     </w:p>
     <w:p>
       <w:pPr>
         <w:pStyle w:val="Heading2"/>
-        <w:spacing w:after="100" w:before="200"/>
-      </w:pPr>
-      <w:r>
-        <w:t xml:space="preserve">3.2 Algorithm: Random Forest</w:t>
+        <w:spacing w:before="200" w:after="100"/>
+      </w:pPr>
+      <w:r>
+        <w:t>3.2 Algorithm: Random Forest</w:t>
       </w:r>
     </w:p>
     <w:p>
@@ -270,33 +304,34 @@
         <w:spacing w:after="150"/>
       </w:pPr>
       <w:r>
-        <w:t xml:space="preserve">Random Forest is an ensemble of decision trees that combines two sources of randomness to reduce variance versus a single tree:</w:t>
-      </w:r>
-    </w:p>
-    <w:p>
-      <w:pPr>
-        <w:pStyle w:val="ListParagraph"/>
-        <w:numPr>
-          <w:ilvl w:val="0"/>
-          <w:numId w:val="1"/>
-        </w:numPr>
-        <w:spacing w:after="60"/>
-      </w:pPr>
-      <w:r>
-        <w:t xml:space="preserve">Bagging: each tree is fit on an independent bootstrap resample of the training rows.</w:t>
-      </w:r>
-    </w:p>
-    <w:p>
-      <w:pPr>
-        <w:pStyle w:val="ListParagraph"/>
-        <w:numPr>
-          <w:ilvl w:val="0"/>
-          <w:numId w:val="1"/>
-        </w:numPr>
-        <w:spacing w:after="60"/>
-      </w:pPr>
-      <w:r>
-        <w:t xml:space="preserve">Random subspace: at every node split, only a random subset of “mtry” candidate features is evaluated, which de-correlates the trees.</w:t>
+        <w:t>Random Forest is an ensemble of decision trees that combines two sources of randomness to reduce variance versus a single tree:</w:t>
+      </w:r>
+    </w:p>
+    <w:p>
+      <w:pPr>
+        <w:pStyle w:val="ListParagraph"/>
+        <w:numPr>
+          <w:ilvl w:val="0"/>
+          <w:numId w:val="1"/>
+        </w:numPr>
+        <w:spacing w:after="60"/>
+      </w:pPr>
+      <w:r>
+        <w:t>Bagging: each tree is fit on an independent bootstrap resample of the training rows.</w:t>
+      </w:r>
+    </w:p>
+    <w:p>
+      <w:pPr>
+        <w:pStyle w:val="ListParagraph"/>
+        <w:numPr>
+          <w:ilvl w:val="0"/>
+          <w:numId w:val="1"/>
+        </w:numPr>
+        <w:spacing w:after="60"/>
+      </w:pPr>
+      <w:r>
+        <w:lastRenderedPageBreak/>
+        <w:t>Random subspace: at every node split, only a random subset of “mtry” candidate features is evaluated, which de-correlates the trees.</w:t>
       </w:r>
     </w:p>
     <w:p>
@@ -304,7 +339,19 @@
         <w:spacing w:after="150"/>
       </w:pPr>
       <w:r>
-        <w:t xml:space="preserve">At each split, a regression tree chooses the feature/threshold pair (j, s) that minimizes the sum of squared errors across the two resulting child regions; a classification tree instead minimizes Gini impurity, G = Σ p_k(1 − p_k) summed over classes k. The forest's final prediction averages the individual trees' outputs (regression) or takes a majority vote (classification). Because roughly one-third of rows are excluded from each bootstrap sample (“out-of-bag” rows), the forest gets a nearly free, unbiased estimate of test error without needing a separate validation split — the app reports this OOB error alongside a genuinely held-out test set. Variable importance is measured by how much prediction error increases when a feature's values are randomly permuted in the OOB data — a bigger increase means the model relied on that feature more heavily.</w:t>
+        <w:t xml:space="preserve">At each split, a regression tree chooses the feature/threshold pair (j, s) that minimizes the sum of squared errors across the two resulting child regions; a classification tree instead minimizes Gini impurity, G = Σ p_k(1 − p_k) summed over classes k. The forest's final prediction averages the individual trees' outputs (regression) or takes a majority vote (classification). Because roughly one-third of rows are excluded from each bootstrap sample (“out-of-bag” rows), the forest gets a nearly free, unbiased estimate of test error without needing a separate validation split </w:t>
+      </w:r>
+      <w:r>
+        <w:t>-</w:t>
+      </w:r>
+      <w:r>
+        <w:t xml:space="preserve"> the app reports this OOB error alongside a genuinely held-out test set. Variable importance is measured by how much prediction error increases when a feature's values are randomly permuted in the OOB data </w:t>
+      </w:r>
+      <w:r>
+        <w:t>-</w:t>
+      </w:r>
+      <w:r>
+        <w:t xml:space="preserve"> a bigger increase means the model relied on that feature more heavily.</w:t>
       </w:r>
     </w:p>
     <w:p>
@@ -312,112 +359,142 @@
         <w:spacing w:after="150"/>
       </w:pPr>
       <w:r>
-        <w:t xml:space="preserve">As a simple, fully interpretable baseline, the app also fits an Ordinary Least Squares linear regression, quality = β₀ + β₁x₁ + … + β₁₁x₁₁ + ε, so users can see how much (if any) predictive power the extra flexibility of Random Forest buys over a plain linear model.</w:t>
+        <w:t>As a simple, fully interpretable baseline, the app also fits an Ordinary Least Squares linear regression, quality = β₀ + β₁x₁ + … + β₁₁x₁₁ + ε, so users can see how much (if any) predictive power the extra flexibility of Random Forest buys over a plain linear model.</w:t>
       </w:r>
     </w:p>
     <w:p>
       <w:pPr>
         <w:pStyle w:val="Heading2"/>
-        <w:spacing w:after="100" w:before="200"/>
-      </w:pPr>
-      <w:r>
-        <w:t xml:space="preserve">3.3 Interactive parameters exposed in the app</w:t>
-      </w:r>
-    </w:p>
-    <w:p>
-      <w:pPr>
-        <w:pStyle w:val="ListParagraph"/>
-        <w:numPr>
-          <w:ilvl w:val="0"/>
-          <w:numId w:val="1"/>
-        </w:numPr>
-        <w:spacing w:after="60"/>
-      </w:pPr>
-      <w:r>
-        <w:t xml:space="preserve">Task type: Regression (predict the 0–10 quality score) vs. Classification (“good” wine above a user-chosen quality cutoff, vs. “not good”)</w:t>
-      </w:r>
-    </w:p>
-    <w:p>
-      <w:pPr>
-        <w:pStyle w:val="ListParagraph"/>
-        <w:numPr>
-          <w:ilvl w:val="0"/>
-          <w:numId w:val="1"/>
-        </w:numPr>
-        <w:spacing w:after="60"/>
-      </w:pPr>
-      <w:r>
-        <w:t xml:space="preserve">ntree — number of trees in the forest (50–1000)</w:t>
-      </w:r>
-    </w:p>
-    <w:p>
-      <w:pPr>
-        <w:pStyle w:val="ListParagraph"/>
-        <w:numPr>
-          <w:ilvl w:val="0"/>
-          <w:numId w:val="1"/>
-        </w:numPr>
-        <w:spacing w:after="60"/>
-      </w:pPr>
-      <w:r>
-        <w:t xml:space="preserve">mtry — number of candidate features considered at each split (1–11)</w:t>
-      </w:r>
-    </w:p>
-    <w:p>
-      <w:pPr>
-        <w:pStyle w:val="ListParagraph"/>
-        <w:numPr>
-          <w:ilvl w:val="0"/>
-          <w:numId w:val="1"/>
-        </w:numPr>
-        <w:spacing w:after="60"/>
-      </w:pPr>
-      <w:r>
-        <w:t xml:space="preserve">Training set proportion (50%–90%)</w:t>
-      </w:r>
-    </w:p>
-    <w:p>
-      <w:pPr>
-        <w:pStyle w:val="ListParagraph"/>
-        <w:numPr>
-          <w:ilvl w:val="0"/>
-          <w:numId w:val="1"/>
-        </w:numPr>
-        <w:spacing w:after="60"/>
-      </w:pPr>
-      <w:r>
-        <w:t xml:space="preserve">Quality cutoff for the “good wine” class (classification task only)</w:t>
-      </w:r>
-    </w:p>
-    <w:p>
-      <w:pPr>
-        <w:pStyle w:val="ListParagraph"/>
-        <w:numPr>
-          <w:ilvl w:val="0"/>
-          <w:numId w:val="1"/>
-        </w:numPr>
-        <w:spacing w:after="60"/>
-      </w:pPr>
-      <w:r>
-        <w:t xml:space="preserve">A live “Predict” tab where users move sliders for the 11 chemical properties and get an instant prediction from whichever model is currently trained</w:t>
+        <w:spacing w:before="200" w:after="100"/>
+      </w:pPr>
+      <w:r>
+        <w:t>3.3 Interactive parameters exposed in the app</w:t>
+      </w:r>
+    </w:p>
+    <w:p>
+      <w:pPr>
+        <w:pStyle w:val="ListParagraph"/>
+        <w:numPr>
+          <w:ilvl w:val="0"/>
+          <w:numId w:val="1"/>
+        </w:numPr>
+        <w:spacing w:after="60"/>
+      </w:pPr>
+      <w:r>
+        <w:t>Task type: Regression (predict the 0</w:t>
+      </w:r>
+      <w:r>
+        <w:t>-</w:t>
+      </w:r>
+      <w:r>
+        <w:t>10 quality score) vs. Classification (“good” wine above a user-chosen quality cutoff, vs. “not good”)</w:t>
+      </w:r>
+    </w:p>
+    <w:p>
+      <w:pPr>
+        <w:pStyle w:val="ListParagraph"/>
+        <w:numPr>
+          <w:ilvl w:val="0"/>
+          <w:numId w:val="1"/>
+        </w:numPr>
+        <w:spacing w:after="60"/>
+      </w:pPr>
+      <w:r>
+        <w:t xml:space="preserve">ntree </w:t>
+      </w:r>
+      <w:r>
+        <w:t>-</w:t>
+      </w:r>
+      <w:r>
+        <w:t xml:space="preserve"> number of trees in the forest (50</w:t>
+      </w:r>
+      <w:r>
+        <w:t>-</w:t>
+      </w:r>
+      <w:r>
+        <w:t>1000)</w:t>
+      </w:r>
+    </w:p>
+    <w:p>
+      <w:pPr>
+        <w:pStyle w:val="ListParagraph"/>
+        <w:numPr>
+          <w:ilvl w:val="0"/>
+          <w:numId w:val="1"/>
+        </w:numPr>
+        <w:spacing w:after="60"/>
+      </w:pPr>
+      <w:r>
+        <w:t xml:space="preserve">mtry </w:t>
+      </w:r>
+      <w:r>
+        <w:t>-</w:t>
+      </w:r>
+      <w:r>
+        <w:t xml:space="preserve"> number of candidate features considered at each split (1</w:t>
+      </w:r>
+      <w:r>
+        <w:t>-</w:t>
+      </w:r>
+      <w:r>
+        <w:t>11)</w:t>
+      </w:r>
+    </w:p>
+    <w:p>
+      <w:pPr>
+        <w:pStyle w:val="ListParagraph"/>
+        <w:numPr>
+          <w:ilvl w:val="0"/>
+          <w:numId w:val="1"/>
+        </w:numPr>
+        <w:spacing w:after="60"/>
+      </w:pPr>
+      <w:r>
+        <w:t>Training set proportion (50%–90%)</w:t>
+      </w:r>
+    </w:p>
+    <w:p>
+      <w:pPr>
+        <w:pStyle w:val="ListParagraph"/>
+        <w:numPr>
+          <w:ilvl w:val="0"/>
+          <w:numId w:val="1"/>
+        </w:numPr>
+        <w:spacing w:after="60"/>
+      </w:pPr>
+      <w:r>
+        <w:t>Quality cutoff for the “good wine” class (classification task only)</w:t>
+      </w:r>
+    </w:p>
+    <w:p>
+      <w:pPr>
+        <w:pStyle w:val="ListParagraph"/>
+        <w:numPr>
+          <w:ilvl w:val="0"/>
+          <w:numId w:val="1"/>
+        </w:numPr>
+        <w:spacing w:after="60"/>
+      </w:pPr>
+      <w:r>
+        <w:t>A live “Predict” tab where users move sliders for the 11 chemical properties and get an instant prediction from whichever model is currently trained</w:t>
       </w:r>
     </w:p>
     <w:p>
       <w:pPr>
         <w:pStyle w:val="Heading1"/>
-        <w:spacing w:after="150" w:before="300"/>
-      </w:pPr>
-      <w:r>
-        <w:t xml:space="preserve">4. What Did We Find in the Data?</w:t>
+        <w:spacing w:before="300" w:after="150"/>
+      </w:pPr>
+      <w:r>
+        <w:t>4. What Did We Find in the Data?</w:t>
       </w:r>
     </w:p>
     <w:p>
       <w:pPr>
         <w:pStyle w:val="Heading2"/>
-        <w:spacing w:after="100" w:before="200"/>
-      </w:pPr>
-      <w:r>
-        <w:t xml:space="preserve">4.1 Exploratory findings</w:t>
+        <w:spacing w:before="200" w:after="100"/>
+      </w:pPr>
+      <w:r>
+        <w:t>4.1 Exploratory findings</w:t>
       </w:r>
     </w:p>
     <w:p>
@@ -425,20 +502,42 @@
         <w:spacing w:after="150"/>
       </w:pPr>
       <w:r>
-        <w:t xml:space="preserve">Quality scores are concentrated in the middle of the 0–10 scale — almost all wines in the sample are rated 5, 6, or 7, with very few rated as low as 3–4 or as high as 8. This class imbalance is important context for the classification task.</w:t>
-      </w:r>
-    </w:p>
-    <w:p>
-      <w:pPr>
-        <w:spacing w:after="50" w:before="150"/>
+        <w:t>Quality scores are concentrated in the middle of the 0</w:t>
+      </w:r>
+      <w:r>
+        <w:t>-</w:t>
+      </w:r>
+      <w:r>
+        <w:t xml:space="preserve">10 scale </w:t>
+      </w:r>
+      <w:r>
+        <w:t>-</w:t>
+      </w:r>
+      <w:r>
+        <w:t xml:space="preserve"> almost all wines in the sample are rated 5, 6, or 7, with very few rated as low as 3</w:t>
+      </w:r>
+      <w:r>
+        <w:t>-</w:t>
+      </w:r>
+      <w:r>
+        <w:t>4 or as high as 8. This class imbalance is important context for the classification task.</w:t>
+      </w:r>
+    </w:p>
+    <w:p>
+      <w:pPr>
+        <w:spacing w:before="150" w:after="50"/>
         <w:jc w:val="center"/>
       </w:pPr>
       <w:r>
+        <w:rPr>
+          <w:noProof/>
+        </w:rPr>
+        <w:lastRenderedPageBreak/>
         <w:drawing>
-          <wp:inline distT="0" distB="0" distL="0" distR="0">
+          <wp:inline distT="0" distB="0" distL="0" distR="0" wp14:anchorId="5F63772F" wp14:editId="05E039B1">
             <wp:extent cx="4762500" cy="3171825"/>
-            <wp:effectExtent t="0" r="0" b="0" l="0"/>
-            <wp:docPr id="1" name="" descr="" title=""/>
+            <wp:effectExtent l="0" t="0" r="0" b="0"/>
+            <wp:docPr id="1" name="Picture 1"/>
             <wp:cNvGraphicFramePr>
               <a:graphicFrameLocks xmlns:a="http://schemas.openxmlformats.org/drawingml/2006/main" noChangeAspect="1"/>
             </wp:cNvGraphicFramePr>
@@ -446,13 +545,13 @@
               <a:graphicData uri="http://schemas.openxmlformats.org/drawingml/2006/picture">
                 <pic:pic xmlns:pic="http://schemas.openxmlformats.org/drawingml/2006/picture">
                   <pic:nvPicPr>
-                    <pic:cNvPr id="0" name="" descr=""/>
+                    <pic:cNvPr id="0" name=""/>
                     <pic:cNvPicPr>
                       <a:picLocks noChangeAspect="1" noChangeArrowheads="1"/>
                     </pic:cNvPicPr>
                   </pic:nvPicPr>
                   <pic:blipFill>
-                    <a:blip r:embed="rId7" cstate="none"/>
+                    <a:blip r:embed="rId5"/>
                     <a:srcRect/>
                     <a:stretch>
                       <a:fillRect/>
@@ -487,7 +586,7 @@
           <w:sz w:val="18"/>
           <w:szCs w:val="18"/>
         </w:rPr>
-        <w:t xml:space="preserve">Figure 1. Distribution of wine quality scores in the sample (n = 1,599).</w:t>
+        <w:t>Figure 1. Distribution of wine quality scores in the sample (n = 1,599).</w:t>
       </w:r>
     </w:p>
     <w:p>
@@ -495,20 +594,29 @@
         <w:spacing w:after="150"/>
       </w:pPr>
       <w:r>
-        <w:t xml:space="preserve">The correlation matrix below shows the expected chemistry relationships — for example, fixed acidity correlates strongly with density and citric acid, and free/total sulfur dioxide are strongly correlated with each other (as expected, since free SO₂ is a component of total SO₂). Quality itself correlates most positively with alcohol and most negatively with volatile acidity.</w:t>
-      </w:r>
-    </w:p>
-    <w:p>
-      <w:pPr>
-        <w:spacing w:after="50" w:before="150"/>
+        <w:t xml:space="preserve">The correlation matrix below shows the expected chemistry relationships </w:t>
+      </w:r>
+      <w:r>
+        <w:t>-</w:t>
+      </w:r>
+      <w:r>
+        <w:t xml:space="preserve"> for example, fixed acidity correlates strongly with density and citric acid, and free/total sulfur dioxide are strongly correlated with each other (as expected, since free SO₂ is a component of total SO₂). Quality itself correlates most positively with alcohol and most negatively with volatile acidity.</w:t>
+      </w:r>
+    </w:p>
+    <w:p>
+      <w:pPr>
+        <w:spacing w:before="150" w:after="50"/>
         <w:jc w:val="center"/>
       </w:pPr>
       <w:r>
+        <w:rPr>
+          <w:noProof/>
+        </w:rPr>
         <w:drawing>
-          <wp:inline distT="0" distB="0" distL="0" distR="0">
+          <wp:inline distT="0" distB="0" distL="0" distR="0" wp14:anchorId="0611F932" wp14:editId="7A91A7FC">
             <wp:extent cx="4572000" cy="3886200"/>
-            <wp:effectExtent t="0" r="0" b="0" l="0"/>
-            <wp:docPr id="1" name="" descr="" title=""/>
+            <wp:effectExtent l="0" t="0" r="0" b="0"/>
+            <wp:docPr id="2066377675" name="Picture 2066377675"/>
             <wp:cNvGraphicFramePr>
               <a:graphicFrameLocks xmlns:a="http://schemas.openxmlformats.org/drawingml/2006/main" noChangeAspect="1"/>
             </wp:cNvGraphicFramePr>
@@ -516,13 +624,13 @@
               <a:graphicData uri="http://schemas.openxmlformats.org/drawingml/2006/picture">
                 <pic:pic xmlns:pic="http://schemas.openxmlformats.org/drawingml/2006/picture">
                   <pic:nvPicPr>
-                    <pic:cNvPr id="0" name="" descr=""/>
+                    <pic:cNvPr id="0" name=""/>
                     <pic:cNvPicPr>
                       <a:picLocks noChangeAspect="1" noChangeArrowheads="1"/>
                     </pic:cNvPicPr>
                   </pic:nvPicPr>
                   <pic:blipFill>
-                    <a:blip r:embed="rId8" cstate="none"/>
+                    <a:blip r:embed="rId6"/>
                     <a:srcRect/>
                     <a:stretch>
                       <a:fillRect/>
@@ -557,7 +665,7 @@
           <w:sz w:val="18"/>
           <w:szCs w:val="18"/>
         </w:rPr>
-        <w:t xml:space="preserve">Figure 2. Correlation matrix across all physicochemical properties and quality.</w:t>
+        <w:t>Figure 2. Correlation matrix across all physicochemical properties and quality.</w:t>
       </w:r>
     </w:p>
     <w:p>
@@ -565,20 +673,24 @@
         <w:spacing w:after="150"/>
       </w:pPr>
       <w:r>
-        <w:t xml:space="preserve">Alcohol content shows a clear upward relationship with quality: higher-rated wines tend to have noticeably higher alcohol content.</w:t>
-      </w:r>
-    </w:p>
-    <w:p>
-      <w:pPr>
-        <w:spacing w:after="50" w:before="150"/>
+        <w:lastRenderedPageBreak/>
+        <w:t>Alcohol content shows a clear upward relationship with quality: higher-rated wines tend to have noticeably higher alcohol content.</w:t>
+      </w:r>
+    </w:p>
+    <w:p>
+      <w:pPr>
+        <w:spacing w:before="150" w:after="50"/>
         <w:jc w:val="center"/>
       </w:pPr>
       <w:r>
+        <w:rPr>
+          <w:noProof/>
+        </w:rPr>
         <w:drawing>
-          <wp:inline distT="0" distB="0" distL="0" distR="0">
+          <wp:inline distT="0" distB="0" distL="0" distR="0" wp14:anchorId="40E670EC" wp14:editId="6386E9AB">
             <wp:extent cx="4762500" cy="3171825"/>
-            <wp:effectExtent t="0" r="0" b="0" l="0"/>
-            <wp:docPr id="1" name="" descr="" title=""/>
+            <wp:effectExtent l="0" t="0" r="0" b="0"/>
+            <wp:docPr id="610962208" name="Picture 610962208"/>
             <wp:cNvGraphicFramePr>
               <a:graphicFrameLocks xmlns:a="http://schemas.openxmlformats.org/drawingml/2006/main" noChangeAspect="1"/>
             </wp:cNvGraphicFramePr>
@@ -586,13 +698,13 @@
               <a:graphicData uri="http://schemas.openxmlformats.org/drawingml/2006/picture">
                 <pic:pic xmlns:pic="http://schemas.openxmlformats.org/drawingml/2006/picture">
                   <pic:nvPicPr>
-                    <pic:cNvPr id="0" name="" descr=""/>
+                    <pic:cNvPr id="0" name=""/>
                     <pic:cNvPicPr>
                       <a:picLocks noChangeAspect="1" noChangeArrowheads="1"/>
                     </pic:cNvPicPr>
                   </pic:nvPicPr>
                   <pic:blipFill>
-                    <a:blip r:embed="rId9" cstate="none"/>
+                    <a:blip r:embed="rId7"/>
                     <a:srcRect/>
                     <a:stretch>
                       <a:fillRect/>
@@ -627,16 +739,16 @@
           <w:sz w:val="18"/>
           <w:szCs w:val="18"/>
         </w:rPr>
-        <w:t xml:space="preserve">Figure 3. Alcohol content by quality score.</w:t>
+        <w:t>Figure 3. Alcohol content by quality score.</w:t>
       </w:r>
     </w:p>
     <w:p>
       <w:pPr>
         <w:pStyle w:val="Heading2"/>
-        <w:spacing w:after="100" w:before="200"/>
-      </w:pPr>
-      <w:r>
-        <w:t xml:space="preserve">4.2 Model performance (default settings: ntree = 300, mtry = 4, 75/25 split)</w:t>
+        <w:spacing w:before="200" w:after="100"/>
+      </w:pPr>
+      <w:r>
+        <w:t>4.2 Model performance (default settings: ntree = 300, mtry = 4, 75/25 split)</w:t>
       </w:r>
     </w:p>
     <w:p>
@@ -644,20 +756,25 @@
         <w:spacing w:after="150"/>
       </w:pPr>
       <w:r>
-        <w:t xml:space="preserve">On a held-out 25% test set, Random Forest clearly outperformed the linear regression baseline:</w:t>
+        <w:t>On a held-out 25% test set, Random Forest clearly outperformed the linear regression baseline:</w:t>
       </w:r>
     </w:p>
     <w:tbl>
       <w:tblPr>
-        <w:tblW w:type="auto" w:w="100"/>
+        <w:tblW w:w="100" w:type="auto"/>
         <w:tblBorders>
-          <w:top w:val="single" w:color="auto" w:sz="4"/>
-          <w:left w:val="single" w:color="auto" w:sz="4"/>
-          <w:bottom w:val="single" w:color="auto" w:sz="4"/>
-          <w:right w:val="single" w:color="auto" w:sz="4"/>
-          <w:insideH w:val="single" w:color="auto" w:sz="4"/>
-          <w:insideV w:val="single" w:color="auto" w:sz="4"/>
+          <w:top w:val="single" w:sz="4" w:space="0" w:color="auto"/>
+          <w:left w:val="single" w:sz="4" w:space="0" w:color="auto"/>
+          <w:bottom w:val="single" w:sz="4" w:space="0" w:color="auto"/>
+          <w:right w:val="single" w:sz="4" w:space="0" w:color="auto"/>
+          <w:insideH w:val="single" w:sz="4" w:space="0" w:color="auto"/>
+          <w:insideV w:val="single" w:sz="4" w:space="0" w:color="auto"/>
         </w:tblBorders>
+        <w:tblCellMar>
+          <w:left w:w="10" w:type="dxa"/>
+          <w:right w:w="10" w:type="dxa"/>
+        </w:tblCellMar>
+        <w:tblLook w:val="04A0" w:firstRow="1" w:lastRow="0" w:firstColumn="1" w:lastColumn="0" w:noHBand="0" w:noVBand="1"/>
       </w:tblPr>
       <w:tblGrid>
         <w:gridCol w:w="3000"/>
@@ -665,10 +782,16 @@
         <w:gridCol w:w="3000"/>
       </w:tblGrid>
       <w:tr>
+        <w:tblPrEx>
+          <w:tblCellMar>
+            <w:top w:w="0" w:type="dxa"/>
+            <w:bottom w:w="0" w:type="dxa"/>
+          </w:tblCellMar>
+        </w:tblPrEx>
         <w:tc>
           <w:tcPr>
-            <w:tcW w:type="dxa" w:w="3000"/>
-            <w:shd w:fill="7B1E3A" w:val="clear"/>
+            <w:tcW w:w="3000" w:type="dxa"/>
+            <w:shd w:val="clear" w:color="auto" w:fill="7B1E3A"/>
           </w:tcPr>
           <w:p>
             <w:r>
@@ -677,14 +800,14 @@
                 <w:bCs/>
                 <w:color w:val="FFFFFF"/>
               </w:rPr>
-              <w:t xml:space="preserve">Metric</w:t>
+              <w:t>Metric</w:t>
             </w:r>
           </w:p>
         </w:tc>
         <w:tc>
           <w:tcPr>
-            <w:tcW w:type="dxa" w:w="3000"/>
-            <w:shd w:fill="7B1E3A" w:val="clear"/>
+            <w:tcW w:w="3000" w:type="dxa"/>
+            <w:shd w:val="clear" w:color="auto" w:fill="7B1E3A"/>
           </w:tcPr>
           <w:p>
             <w:r>
@@ -693,14 +816,14 @@
                 <w:bCs/>
                 <w:color w:val="FFFFFF"/>
               </w:rPr>
-              <w:t xml:space="preserve">Random Forest</w:t>
+              <w:t>Random Forest</w:t>
             </w:r>
           </w:p>
         </w:tc>
         <w:tc>
           <w:tcPr>
-            <w:tcW w:type="dxa" w:w="3000"/>
-            <w:shd w:fill="7B1E3A" w:val="clear"/>
+            <w:tcW w:w="3000" w:type="dxa"/>
+            <w:shd w:val="clear" w:color="auto" w:fill="7B1E3A"/>
           </w:tcPr>
           <w:p>
             <w:r>
@@ -709,71 +832,83 @@
                 <w:bCs/>
                 <w:color w:val="FFFFFF"/>
               </w:rPr>
-              <w:t xml:space="preserve">Linear Regression</w:t>
+              <w:t>Linear Regression</w:t>
             </w:r>
           </w:p>
         </w:tc>
       </w:tr>
       <w:tr>
+        <w:tblPrEx>
+          <w:tblCellMar>
+            <w:top w:w="0" w:type="dxa"/>
+            <w:bottom w:w="0" w:type="dxa"/>
+          </w:tblCellMar>
+        </w:tblPrEx>
         <w:tc>
           <w:tcPr>
-            <w:tcW w:type="dxa" w:w="3000"/>
+            <w:tcW w:w="3000" w:type="dxa"/>
           </w:tcPr>
           <w:p>
             <w:r>
-              <w:t xml:space="preserve">Test RMSE</w:t>
+              <w:t>Test RMSE</w:t>
             </w:r>
           </w:p>
         </w:tc>
         <w:tc>
           <w:tcPr>
-            <w:tcW w:type="dxa" w:w="3000"/>
+            <w:tcW w:w="3000" w:type="dxa"/>
           </w:tcPr>
           <w:p>
             <w:r>
-              <w:t xml:space="preserve">0.535</w:t>
+              <w:t>0.535</w:t>
             </w:r>
           </w:p>
         </w:tc>
         <w:tc>
           <w:tcPr>
-            <w:tcW w:type="dxa" w:w="3000"/>
+            <w:tcW w:w="3000" w:type="dxa"/>
           </w:tcPr>
           <w:p>
             <w:r>
-              <w:t xml:space="preserve">0.607</w:t>
+              <w:t>0.607</w:t>
             </w:r>
           </w:p>
         </w:tc>
       </w:tr>
       <w:tr>
+        <w:tblPrEx>
+          <w:tblCellMar>
+            <w:top w:w="0" w:type="dxa"/>
+            <w:bottom w:w="0" w:type="dxa"/>
+          </w:tblCellMar>
+        </w:tblPrEx>
         <w:tc>
           <w:tcPr>
-            <w:tcW w:type="dxa" w:w="3000"/>
+            <w:tcW w:w="3000" w:type="dxa"/>
           </w:tcPr>
           <w:p>
             <w:r>
-              <w:t xml:space="preserve">Test R²</w:t>
+              <w:t>Test R²</w:t>
             </w:r>
           </w:p>
         </w:tc>
         <w:tc>
           <w:tcPr>
-            <w:tcW w:type="dxa" w:w="3000"/>
+            <w:tcW w:w="3000" w:type="dxa"/>
           </w:tcPr>
           <w:p>
             <w:r>
-              <w:t xml:space="preserve">0.496</w:t>
+              <w:t>0.496</w:t>
             </w:r>
           </w:p>
         </w:tc>
         <w:tc>
           <w:tcPr>
-            <w:tcW w:type="dxa" w:w="3000"/>
+            <w:tcW w:w="3000" w:type="dxa"/>
           </w:tcPr>
           <w:p>
             <w:r>
-              <w:t xml:space="preserve">0.404</w:t>
+              <w:t>0.404</w:t>
             </w:r>
           </w:p>
         </w:tc>
@@ -783,29 +918,30 @@
       <w:pPr>
         <w:spacing w:after="150"/>
       </w:pPr>
-      <w:r>
-        <w:t xml:space="preserve"/>
-      </w:r>
     </w:p>
     <w:p>
       <w:pPr>
         <w:spacing w:after="150"/>
       </w:pPr>
       <w:r>
-        <w:t xml:space="preserve">Random Forest's out-of-bag MSE (≈ 0.362) closely tracked its held-out test RMSE², confirming the model is not overfitting and that OOB error is a reliable, essentially free proxy for test performance as ntree and mtry are tuned.</w:t>
-      </w:r>
-    </w:p>
-    <w:p>
-      <w:pPr>
-        <w:spacing w:after="50" w:before="150"/>
+        <w:t>Random Forest's out-of-bag MSE (≈ 0.362) closely tracked its held-out test RMSE², confirming the model is not overfitting and that OOB error is a reliable, essentially free proxy for test performance as ntree and mtry are tuned.</w:t>
+      </w:r>
+    </w:p>
+    <w:p>
+      <w:pPr>
+        <w:spacing w:before="150" w:after="50"/>
         <w:jc w:val="center"/>
       </w:pPr>
       <w:r>
+        <w:rPr>
+          <w:noProof/>
+        </w:rPr>
+        <w:lastRenderedPageBreak/>
         <w:drawing>
-          <wp:inline distT="0" distB="0" distL="0" distR="0">
+          <wp:inline distT="0" distB="0" distL="0" distR="0" wp14:anchorId="49BF4074" wp14:editId="49187B3B">
             <wp:extent cx="4762500" cy="3438525"/>
-            <wp:effectExtent t="0" r="0" b="0" l="0"/>
-            <wp:docPr id="1" name="" descr="" title=""/>
+            <wp:effectExtent l="0" t="0" r="0" b="0"/>
+            <wp:docPr id="1451769587" name="Picture 1451769587"/>
             <wp:cNvGraphicFramePr>
               <a:graphicFrameLocks xmlns:a="http://schemas.openxmlformats.org/drawingml/2006/main" noChangeAspect="1"/>
             </wp:cNvGraphicFramePr>
@@ -813,13 +949,13 @@
               <a:graphicData uri="http://schemas.openxmlformats.org/drawingml/2006/picture">
                 <pic:pic xmlns:pic="http://schemas.openxmlformats.org/drawingml/2006/picture">
                   <pic:nvPicPr>
-                    <pic:cNvPr id="0" name="" descr=""/>
+                    <pic:cNvPr id="0" name=""/>
                     <pic:cNvPicPr>
                       <a:picLocks noChangeAspect="1" noChangeArrowheads="1"/>
                     </pic:cNvPicPr>
                   </pic:nvPicPr>
                   <pic:blipFill>
-                    <a:blip r:embed="rId10" cstate="none"/>
+                    <a:blip r:embed="rId8"/>
                     <a:srcRect/>
                     <a:stretch>
                       <a:fillRect/>
@@ -854,16 +990,16 @@
           <w:sz w:val="18"/>
           <w:szCs w:val="18"/>
         </w:rPr>
-        <w:t xml:space="preserve">Figure 4. Predicted vs. actual quality on the test set (Random Forest). The dashed line marks perfect prediction.</w:t>
+        <w:t>Figure 4. Predicted vs. actual quality on the test set (Random Forest). The dashed line marks perfect prediction.</w:t>
       </w:r>
     </w:p>
     <w:p>
       <w:pPr>
         <w:pStyle w:val="Heading2"/>
-        <w:spacing w:after="100" w:before="200"/>
-      </w:pPr>
-      <w:r>
-        <w:t xml:space="preserve">4.3 Which features matter most?</w:t>
+        <w:spacing w:before="200" w:after="100"/>
+      </w:pPr>
+      <w:r>
+        <w:t>4.3 Which features matter most?</w:t>
       </w:r>
     </w:p>
     <w:p>
@@ -871,20 +1007,29 @@
         <w:spacing w:after="150"/>
       </w:pPr>
       <w:r>
-        <w:t xml:space="preserve">Permutation importance consistently ranks alcohol and volatile acidity as the two strongest predictors of quality, followed by sulphates and total sulfur dioxide — aligning with wine-science literature and the correlation analysis above.</w:t>
-      </w:r>
-    </w:p>
-    <w:p>
-      <w:pPr>
-        <w:spacing w:after="50" w:before="150"/>
+        <w:t xml:space="preserve">Permutation importance consistently ranks alcohol and volatile acidity as the two strongest predictors of quality, followed by sulphates and total sulfur dioxide </w:t>
+      </w:r>
+      <w:r>
+        <w:t>-</w:t>
+      </w:r>
+      <w:r>
+        <w:t xml:space="preserve"> aligning with wine-science literature and the correlation analysis above.</w:t>
+      </w:r>
+    </w:p>
+    <w:p>
+      <w:pPr>
+        <w:spacing w:before="150" w:after="50"/>
         <w:jc w:val="center"/>
       </w:pPr>
       <w:r>
+        <w:rPr>
+          <w:noProof/>
+        </w:rPr>
         <w:drawing>
-          <wp:inline distT="0" distB="0" distL="0" distR="0">
+          <wp:inline distT="0" distB="0" distL="0" distR="0" wp14:anchorId="4B3C5F26" wp14:editId="661B110A">
             <wp:extent cx="4762500" cy="3171825"/>
-            <wp:effectExtent t="0" r="0" b="0" l="0"/>
-            <wp:docPr id="1" name="" descr="" title=""/>
+            <wp:effectExtent l="0" t="0" r="0" b="0"/>
+            <wp:docPr id="1080772363" name="Picture 1080772363"/>
             <wp:cNvGraphicFramePr>
               <a:graphicFrameLocks xmlns:a="http://schemas.openxmlformats.org/drawingml/2006/main" noChangeAspect="1"/>
             </wp:cNvGraphicFramePr>
@@ -892,13 +1037,13 @@
               <a:graphicData uri="http://schemas.openxmlformats.org/drawingml/2006/picture">
                 <pic:pic xmlns:pic="http://schemas.openxmlformats.org/drawingml/2006/picture">
                   <pic:nvPicPr>
-                    <pic:cNvPr id="0" name="" descr=""/>
+                    <pic:cNvPr id="0" name=""/>
                     <pic:cNvPicPr>
                       <a:picLocks noChangeAspect="1" noChangeArrowheads="1"/>
                     </pic:cNvPicPr>
                   </pic:nvPicPr>
                   <pic:blipFill>
-                    <a:blip r:embed="rId11" cstate="none"/>
+                    <a:blip r:embed="rId9"/>
                     <a:srcRect/>
                     <a:stretch>
                       <a:fillRect/>
@@ -933,16 +1078,16 @@
           <w:sz w:val="18"/>
           <w:szCs w:val="18"/>
         </w:rPr>
-        <w:t xml:space="preserve">Figure 5. Random Forest variable importance (% increase in MSE when a feature is permuted).</w:t>
+        <w:t>Figure 5. Random Forest variable importance (% increase in MSE when a feature is permuted).</w:t>
       </w:r>
     </w:p>
     <w:p>
       <w:pPr>
         <w:pStyle w:val="Heading2"/>
-        <w:spacing w:after="100" w:before="200"/>
-      </w:pPr>
-      <w:r>
-        <w:t xml:space="preserve">4.4 Classification view</w:t>
+        <w:spacing w:before="200" w:after="100"/>
+      </w:pPr>
+      <w:r>
+        <w:t>4.4 Classification view</w:t>
       </w:r>
     </w:p>
     <w:p>
@@ -950,77 +1095,90 @@
         <w:spacing w:after="150"/>
       </w:pPr>
       <w:r>
-        <w:t xml:space="preserve">When the task is reframed as classification (“good” wine defined as quality ≥ 7, about 14% of the sample), Random Forest reached roughly 94% test accuracy — but because “good” wines are a minority class, accuracy alone is optimistic; the app's confusion matrix breaks out how many good wines were correctly identified versus missed, which is more informative than accuracy for this imbalanced setting.</w:t>
+        <w:lastRenderedPageBreak/>
+        <w:t xml:space="preserve">When the task is reframed as classification (“good” wine defined as quality ≥ 7, about 14% of the sample), Random Forest reached roughly 94% test accuracy </w:t>
+      </w:r>
+      <w:r>
+        <w:t>-</w:t>
+      </w:r>
+      <w:r>
+        <w:t xml:space="preserve"> but because “good” wines are a minority class, accuracy alone is optimistic; the app's confusion matrix breaks out how many good wines were correctly identified versus missed, which is more informative than accuracy for this imbalanced setting.</w:t>
       </w:r>
     </w:p>
     <w:p>
       <w:pPr>
         <w:pStyle w:val="Heading1"/>
-        <w:spacing w:after="150" w:before="300"/>
-      </w:pPr>
-      <w:r>
-        <w:t xml:space="preserve">5. Conclusions</w:t>
-      </w:r>
-    </w:p>
-    <w:p>
-      <w:pPr>
-        <w:pStyle w:val="ListParagraph"/>
-        <w:numPr>
-          <w:ilvl w:val="0"/>
-          <w:numId w:val="1"/>
-        </w:numPr>
-        <w:spacing w:after="60"/>
-      </w:pPr>
-      <w:r>
-        <w:t xml:space="preserve">Objective lab chemistry has real, if moderate, predictive power for expert-perceived wine quality (R² ≈ 0.50) — useful as a fast screening signal, but not a full replacement for sensory panels.</w:t>
-      </w:r>
-    </w:p>
-    <w:p>
-      <w:pPr>
-        <w:pStyle w:val="ListParagraph"/>
-        <w:numPr>
-          <w:ilvl w:val="0"/>
-          <w:numId w:val="1"/>
-        </w:numPr>
-        <w:spacing w:after="60"/>
-      </w:pPr>
-      <w:r>
-        <w:t xml:space="preserve">Random Forest meaningfully outperforms a linear baseline, implying the quality relationship is at least partly non-linear or involves feature interactions.</w:t>
-      </w:r>
-    </w:p>
-    <w:p>
-      <w:pPr>
-        <w:pStyle w:val="ListParagraph"/>
-        <w:numPr>
-          <w:ilvl w:val="0"/>
-          <w:numId w:val="1"/>
-        </w:numPr>
-        <w:spacing w:after="60"/>
-      </w:pPr>
-      <w:r>
-        <w:t xml:space="preserve">Alcohol and volatile acidity are the most influential chemical properties, consistent with established oenology research.</w:t>
-      </w:r>
-    </w:p>
-    <w:p>
-      <w:pPr>
-        <w:pStyle w:val="ListParagraph"/>
-        <w:numPr>
-          <w:ilvl w:val="0"/>
-          <w:numId w:val="1"/>
-        </w:numPr>
-        <w:spacing w:after="60"/>
-      </w:pPr>
-      <w:r>
-        <w:t xml:space="preserve">The class imbalance in quality scores (few very-low or very-high ratings) is an important caveat for both the regression and classification views.</w:t>
+        <w:spacing w:before="300" w:after="150"/>
+      </w:pPr>
+      <w:r>
+        <w:t>5. Conclusions</w:t>
+      </w:r>
+    </w:p>
+    <w:p>
+      <w:pPr>
+        <w:pStyle w:val="ListParagraph"/>
+        <w:numPr>
+          <w:ilvl w:val="0"/>
+          <w:numId w:val="1"/>
+        </w:numPr>
+        <w:spacing w:after="60"/>
+      </w:pPr>
+      <w:r>
+        <w:t xml:space="preserve">Objective lab chemistry has real, if moderate, predictive power for expert-perceived wine quality (R² ≈ 0.50) </w:t>
+      </w:r>
+      <w:r>
+        <w:t>-</w:t>
+      </w:r>
+      <w:r>
+        <w:t xml:space="preserve"> useful as a fast screening signal, but not a full replacement for sensory panels.</w:t>
+      </w:r>
+    </w:p>
+    <w:p>
+      <w:pPr>
+        <w:pStyle w:val="ListParagraph"/>
+        <w:numPr>
+          <w:ilvl w:val="0"/>
+          <w:numId w:val="1"/>
+        </w:numPr>
+        <w:spacing w:after="60"/>
+      </w:pPr>
+      <w:r>
+        <w:t>Random Forest meaningfully outperforms a linear baseline, implying the quality relationship is at least partly non-linear or involves feature interactions.</w:t>
+      </w:r>
+    </w:p>
+    <w:p>
+      <w:pPr>
+        <w:pStyle w:val="ListParagraph"/>
+        <w:numPr>
+          <w:ilvl w:val="0"/>
+          <w:numId w:val="1"/>
+        </w:numPr>
+        <w:spacing w:after="60"/>
+      </w:pPr>
+      <w:r>
+        <w:t>Alcohol and volatile acidity are the most influential chemical properties, consistent with established oenology research.</w:t>
+      </w:r>
+    </w:p>
+    <w:p>
+      <w:pPr>
+        <w:pStyle w:val="ListParagraph"/>
+        <w:numPr>
+          <w:ilvl w:val="0"/>
+          <w:numId w:val="1"/>
+        </w:numPr>
+        <w:spacing w:after="60"/>
+      </w:pPr>
+      <w:r>
+        <w:t>The class imbalance in quality scores (few very-low or very-high ratings) is an important caveat for both the regression and classification views.</w:t>
       </w:r>
     </w:p>
     <w:p>
       <w:pPr>
         <w:pStyle w:val="Heading1"/>
-        <w:spacing w:after="150" w:before="300"/>
-      </w:pPr>
-      <w:r>
-        <w:t xml:space="preserve">6. Links</w:t>
+        <w:spacing w:before="300" w:after="150"/>
+      </w:pPr>
+      <w:r>
+        <w:t>6. Links</w:t>
       </w:r>
     </w:p>
     <w:p>
@@ -1030,12 +1188,12 @@
       <w:r>
         <w:t xml:space="preserve">Live app (shinyapps.io): </w:t>
       </w:r>
-      <w:hyperlink w:history="1" r:id="rIdx88_51ri1c9nhulbaqzjr">
+      <w:hyperlink r:id="rId10" w:history="1">
         <w:r>
           <w:rPr>
             <w:rStyle w:val="Hyperlink"/>
           </w:rPr>
-          <w:t xml:space="preserve">https://YOUR-ACCOUNT.shinyapps.io/wine-quality-explorer/</w:t>
+          <w:t>https://macreighton.shinyapps.io/wine-quality-explorer/</w:t>
         </w:r>
       </w:hyperlink>
     </w:p>
@@ -1046,153 +1204,62 @@
       <w:r>
         <w:t xml:space="preserve">Source code (GitHub): </w:t>
       </w:r>
-      <w:hyperlink w:history="1" r:id="rIdlquhoea-1lpsngmxgedcw">
+      <w:hyperlink r:id="rId11" w:history="1">
         <w:r>
           <w:rPr>
             <w:rStyle w:val="Hyperlink"/>
           </w:rPr>
-          <w:t xml:space="preserve">https://github.com/YOUR-USERNAME/wine-quality-shiny</w:t>
+          <w:t>https://github.com/macreighton/wine-quality-shiny</w:t>
         </w:r>
       </w:hyperlink>
     </w:p>
     <w:p>
       <w:pPr>
+        <w:pStyle w:val="Heading1"/>
+        <w:spacing w:before="300" w:after="150"/>
+      </w:pPr>
+      <w:r>
+        <w:t>7. Data Source &amp; Citation</w:t>
+      </w:r>
+    </w:p>
+    <w:p>
+      <w:pPr>
         <w:spacing w:after="150"/>
       </w:pPr>
       <w:r>
-        <w:rPr>
-          <w:i/>
-          <w:iCs/>
-          <w:color w:val="888888"/>
-          <w:sz w:val="18"/>
-          <w:szCs w:val="18"/>
-        </w:rPr>
-        <w:t xml:space="preserve">(Replace the placeholders above with your actual shinyapps.io and GitHub URLs before submitting.)</w:t>
-      </w:r>
-    </w:p>
-    <w:p>
-      <w:pPr>
-        <w:pStyle w:val="Heading1"/>
-        <w:spacing w:after="150" w:before="300"/>
-      </w:pPr>
-      <w:r>
-        <w:t xml:space="preserve">7. Data Source &amp; Citation</w:t>
-      </w:r>
-    </w:p>
-    <w:p>
-      <w:pPr>
-        <w:spacing w:after="150"/>
-      </w:pPr>
-      <w:r>
-        <w:t xml:space="preserve">P. Cortez, A. Cerdeira, F. Almeida, T. Matos and J. Reis. Modeling wine preferences by data mining from physicochemical properties. Decision Support Systems, Elsevier, 47(4):547-553, 2009.</w:t>
+        <w:t>P. Cortez, A. Cerdeira, F. Almeida, T. Matos and J. Reis. Modeling wine preferences by data mining from physicochemical properties. Decision Support Systems, Elsevier, 47(4):547-553, 2009.</w:t>
       </w:r>
     </w:p>
     <w:p>
       <w:r>
         <w:t xml:space="preserve">UCI Machine Learning Repository: </w:t>
       </w:r>
-      <w:hyperlink w:history="1" r:id="rIdqypn0jwuaekrhzew6ckom">
+      <w:hyperlink r:id="rId12" w:history="1">
         <w:r>
           <w:rPr>
             <w:rStyle w:val="Hyperlink"/>
           </w:rPr>
-          <w:t xml:space="preserve">https://archive.ics.uci.edu/dataset/186/wine+quality</w:t>
+          <w:t>https://archive.ics.uci.edu/dataset/186/wine+quality</w:t>
         </w:r>
       </w:hyperlink>
     </w:p>
     <w:sectPr>
-      <w:pgSz w:w="12240" w:h="15840" w:orient="portrait"/>
+      <w:pgSz w:w="12240" w:h="15840"/>
       <w:pgMar w:top="1440" w:right="1440" w:bottom="1440" w:left="1440" w:header="708" w:footer="708" w:gutter="0"/>
-      <w:pgNumType/>
+      <w:cols w:space="720"/>
       <w:docGrid w:linePitch="360"/>
     </w:sectPr>
   </w:body>
 </w:document>
 </file>
 
-<file path=word/comments.xml><?xml version="1.0" encoding="utf-8"?>
-<w:comments xmlns:cx="http://schemas.microsoft.com/office/drawing/2014/chartex" xmlns:cx1="http://schemas.microsoft.com/office/drawing/2015/9/8/chartex" xmlns:cx2="http://schemas.microsoft.com/office/drawing/2015/10/21/chartex" xmlns:cx3="http://schemas.microsoft.com/office/drawing/2016/5/9/chartex" xmlns:cx4="http://schemas.microsoft.com/office/drawing/2016/5/10/chartex" xmlns:cx5="http://schemas.microsoft.com/office/drawing/2016/5/11/chartex" xmlns:cx6="http://schemas.microsoft.com/office/drawing/2016/5/12/chartex" xmlns:cx7="http://schemas.microsoft.com/office/drawing/2016/5/13/chartex" xmlns:cx8="http://schemas.microsoft.com/office/drawing/2016/5/14/chartex" xmlns:mc="http://schemas.openxmlformats.org/markup-compatibility/2006" xmlns:aink="http://schemas.microsoft.com/office/drawing/2016/ink" xmlns:am3d="http://schemas.microsoft.com/office/drawing/2017/model3d" xmlns:o="urn:schemas-microsoft-com:office:office" xmlns:r="http://schemas.openxmlformats.org/officeDocument/2006/relationships" xmlns:m="http://schemas.openxmlformats.org/officeDocument/2006/math" xmlns:v="urn:schemas-microsoft-com:vml" xmlns:wp14="http://schemas.microsoft.com/office/word/2010/wordprocessingDrawing" xmlns:wp="http://schemas.openxmlformats.org/drawingml/2006/wordprocessingDrawing" xmlns:w10="urn:schemas-microsoft-com:office:word" xmlns:w="http://schemas.openxmlformats.org/wordprocessingml/2006/main" xmlns:w14="http://schemas.microsoft.com/office/word/2010/wordml" xmlns:w15="http://schemas.microsoft.com/office/word/2012/wordml" xmlns:w16cex="http://schemas.microsoft.com/office/word/2018/wordml/cex" xmlns:w16cid="http://schemas.microsoft.com/office/word/2016/wordml/cid" xmlns:w16="http://schemas.microsoft.com/office/word/2018/wordml" xmlns:w16sdtdh="http://schemas.microsoft.com/office/word/2020/wordml/sdtdatahash" xmlns:w16se="http://schemas.microsoft.com/office/word/2015/wordml/symex" xmlns:wpg="http://schemas.microsoft.com/office/word/2010/wordprocessingGroup" xmlns:wpi="http://schemas.microsoft.com/office/word/2010/wordprocessingInk" xmlns:wne="http://schemas.microsoft.com/office/word/2006/wordml" xmlns:wps="http://schemas.microsoft.com/office/word/2010/wordprocessingShape"/>
-</file>
-
-<file path=word/endnotes.xml><?xml version="1.0" encoding="utf-8"?>
-<w:endnotes xmlns:wpc="http://schemas.microsoft.com/office/word/2010/wordprocessingCanvas" xmlns:mc="http://schemas.openxmlformats.org/markup-compatibility/2006" xmlns:o="urn:schemas-microsoft-com:office:office" xmlns:r="http://schemas.openxmlformats.org/officeDocument/2006/relationships" xmlns:m="http://schemas.openxmlformats.org/officeDocument/2006/math" xmlns:v="urn:schemas-microsoft-com:vml" xmlns:wp14="http://schemas.microsoft.com/office/word/2010/wordprocessingDrawing" xmlns:wp="http://schemas.openxmlformats.org/drawingml/2006/wordprocessingDrawing" xmlns:w10="urn:schemas-microsoft-com:office:word" xmlns:w="http://schemas.openxmlformats.org/wordprocessingml/2006/main" xmlns:w14="http://schemas.microsoft.com/office/word/2010/wordml" xmlns:w15="http://schemas.microsoft.com/office/word/2012/wordml" xmlns:wpg="http://schemas.microsoft.com/office/word/2010/wordprocessingGroup" xmlns:wpi="http://schemas.microsoft.com/office/word/2010/wordprocessingInk" xmlns:wne="http://schemas.microsoft.com/office/word/2006/wordml" xmlns:wps="http://schemas.microsoft.com/office/word/2010/wordprocessingShape" mc:Ignorable="w14 w15 wp14">
-  <w:endnote w:type="separator" w:id="-1">
-    <w:p>
-      <w:pPr>
-        <w:spacing w:after="0" w:line="240" w:lineRule="auto"/>
-      </w:pPr>
-      <w:r>
-        <w:rPr>
-          <w:rStyle w:val="EndnoteReference"/>
-        </w:rPr>
-        <w:endnoteRef/>
-      </w:r>
-      <w:r>
-        <w:separator/>
-      </w:r>
-    </w:p>
-  </w:endnote>
-  <w:endnote w:type="continuationSeparator" w:id="0">
-    <w:p>
-      <w:pPr>
-        <w:spacing w:after="0" w:line="240" w:lineRule="auto"/>
-      </w:pPr>
-      <w:r>
-        <w:rPr>
-          <w:rStyle w:val="EndnoteReference"/>
-        </w:rPr>
-        <w:endnoteRef/>
-      </w:r>
-      <w:r>
-        <w:continuationSeparator/>
-      </w:r>
-    </w:p>
-  </w:endnote>
-</w:endnotes>
-</file>
-
-<file path=word/footnotes.xml><?xml version="1.0" encoding="utf-8"?>
-<w:footnotes xmlns:wpc="http://schemas.microsoft.com/office/word/2010/wordprocessingCanvas" xmlns:mc="http://schemas.openxmlformats.org/markup-compatibility/2006" xmlns:o="urn:schemas-microsoft-com:office:office" xmlns:r="http://schemas.openxmlformats.org/officeDocument/2006/relationships" xmlns:m="http://schemas.openxmlformats.org/officeDocument/2006/math" xmlns:v="urn:schemas-microsoft-com:vml" xmlns:wp14="http://schemas.microsoft.com/office/word/2010/wordprocessingDrawing" xmlns:wp="http://schemas.openxmlformats.org/drawingml/2006/wordprocessingDrawing" xmlns:w10="urn:schemas-microsoft-com:office:word" xmlns:w="http://schemas.openxmlformats.org/wordprocessingml/2006/main" xmlns:w14="http://schemas.microsoft.com/office/word/2010/wordml" xmlns:w15="http://schemas.microsoft.com/office/word/2012/wordml" xmlns:wpg="http://schemas.microsoft.com/office/word/2010/wordprocessingGroup" xmlns:wpi="http://schemas.microsoft.com/office/word/2010/wordprocessingInk" xmlns:wne="http://schemas.microsoft.com/office/word/2006/wordml" xmlns:wps="http://schemas.microsoft.com/office/word/2010/wordprocessingShape" mc:Ignorable="w14 w15 wp14">
-  <w:footnote w:type="separator" w:id="-1">
-    <w:p>
-      <w:pPr>
-        <w:spacing w:after="0" w:line="240" w:lineRule="auto"/>
-      </w:pPr>
-      <w:r>
-        <w:rPr>
-          <w:rStyle w:val="FootnoteReference"/>
-        </w:rPr>
-        <w:footnoteRef/>
-      </w:r>
-      <w:r>
-        <w:separator/>
-      </w:r>
-    </w:p>
-  </w:footnote>
-  <w:footnote w:type="continuationSeparator" w:id="0">
-    <w:p>
-      <w:pPr>
-        <w:spacing w:after="0" w:line="240" w:lineRule="auto"/>
-      </w:pPr>
-      <w:r>
-        <w:rPr>
-          <w:rStyle w:val="FootnoteReference"/>
-        </w:rPr>
-        <w:footnoteRef/>
-      </w:r>
-      <w:r>
-        <w:continuationSeparator/>
-      </w:r>
-    </w:p>
-  </w:footnote>
-</w:footnotes>
-</file>
-
 <file path=word/numbering.xml><?xml version="1.0" encoding="utf-8"?>
-<w:numbering xmlns:wpc="http://schemas.microsoft.com/office/word/2010/wordprocessingCanvas" xmlns:mc="http://schemas.openxmlformats.org/markup-compatibility/2006" xmlns:o="urn:schemas-microsoft-com:office:office" xmlns:r="http://schemas.openxmlformats.org/officeDocument/2006/relationships" xmlns:m="http://schemas.openxmlformats.org/officeDocument/2006/math" xmlns:v="urn:schemas-microsoft-com:vml" xmlns:wp14="http://schemas.microsoft.com/office/word/2010/wordprocessingDrawing" xmlns:wp="http://schemas.openxmlformats.org/drawingml/2006/wordprocessingDrawing" xmlns:w10="urn:schemas-microsoft-com:office:word" xmlns:w="http://schemas.openxmlformats.org/wordprocessingml/2006/main" xmlns:w14="http://schemas.microsoft.com/office/word/2010/wordml" xmlns:w15="http://schemas.microsoft.com/office/word/2012/wordml" xmlns:wpg="http://schemas.microsoft.com/office/word/2010/wordprocessingGroup" xmlns:wpi="http://schemas.microsoft.com/office/word/2010/wordprocessingInk" xmlns:wne="http://schemas.microsoft.com/office/word/2006/wordml" xmlns:wps="http://schemas.microsoft.com/office/word/2010/wordprocessingShape" mc:Ignorable="w14 w15 wp14">
-  <w:abstractNum w:abstractNumId="1" w15:restartNumberingAfterBreak="0">
+<w:numbering xmlns:wpc="http://schemas.microsoft.com/office/word/2010/wordprocessingCanvas" xmlns:cx="http://schemas.microsoft.com/office/drawing/2014/chartex" xmlns:cx1="http://schemas.microsoft.com/office/drawing/2015/9/8/chartex" xmlns:cx2="http://schemas.microsoft.com/office/drawing/2015/10/21/chartex" xmlns:cx3="http://schemas.microsoft.com/office/drawing/2016/5/9/chartex" xmlns:cx4="http://schemas.microsoft.com/office/drawing/2016/5/10/chartex" xmlns:cx5="http://schemas.microsoft.com/office/drawing/2016/5/11/chartex" xmlns:cx6="http://schemas.microsoft.com/office/drawing/2016/5/12/chartex" xmlns:cx7="http://schemas.microsoft.com/office/drawing/2016/5/13/chartex" xmlns:cx8="http://schemas.microsoft.com/office/drawing/2016/5/14/chartex" xmlns:mc="http://schemas.openxmlformats.org/markup-compatibility/2006" xmlns:aink="http://schemas.microsoft.com/office/drawing/2016/ink" xmlns:am3d="http://schemas.microsoft.com/office/drawing/2017/model3d" xmlns:o="urn:schemas-microsoft-com:office:office" xmlns:oel="http://schemas.microsoft.com/office/2019/extlst" xmlns:r="http://schemas.openxmlformats.org/officeDocument/2006/relationships" xmlns:m="http://schemas.openxmlformats.org/officeDocument/2006/math" xmlns:v="urn:schemas-microsoft-com:vml" xmlns:wp14="http://schemas.microsoft.com/office/word/2010/wordprocessingDrawing" xmlns:wp="http://schemas.openxmlformats.org/drawingml/2006/wordprocessingDrawing" xmlns:w10="urn:schemas-microsoft-com:office:word" xmlns:w="http://schemas.openxmlformats.org/wordprocessingml/2006/main" xmlns:w14="http://schemas.microsoft.com/office/word/2010/wordml" xmlns:w15="http://schemas.microsoft.com/office/word/2012/wordml" xmlns:w16cex="http://schemas.microsoft.com/office/word/2018/wordml/cex" xmlns:w16cid="http://schemas.microsoft.com/office/word/2016/wordml/cid" xmlns:w16="http://schemas.microsoft.com/office/word/2018/wordml" xmlns:w16du="http://schemas.microsoft.com/office/word/2023/wordml/word16du" xmlns:w16sdtdh="http://schemas.microsoft.com/office/word/2020/wordml/sdtdatahash" xmlns:w16sdtfl="http://schemas.microsoft.com/office/word/2024/wordml/sdtformatlock" xmlns:w16se="http://schemas.microsoft.com/office/word/2015/wordml/symex" xmlns:wpg="http://schemas.microsoft.com/office/word/2010/wordprocessingGroup" xmlns:wpi="http://schemas.microsoft.com/office/word/2010/wordprocessingInk" xmlns:wne="http://schemas.microsoft.com/office/word/2006/wordml" xmlns:wps="http://schemas.microsoft.com/office/word/2010/wordprocessingShape" mc:Ignorable="w14 w15 w16se w16cid w16 w16cex w16sdtdh w16sdtfl w16du wp14">
+  <w:abstractNum w:abstractNumId="0" w15:restartNumberingAfterBreak="0">
+    <w:nsid w:val="12062555"/>
     <w:multiLevelType w:val="hybridMultilevel"/>
-    <w:lvl w:ilvl="0" w15:tentative="1">
+    <w:tmpl w:val="9E0A6556"/>
+    <w:lvl w:ilvl="0" w:tplc="09206B10">
       <w:start w:val="1"/>
       <w:numFmt w:val="bullet"/>
       <w:lvlText w:val="●"/>
@@ -1201,7 +1268,7 @@
         <w:ind w:left="720" w:hanging="360"/>
       </w:pPr>
     </w:lvl>
-    <w:lvl w:ilvl="1" w15:tentative="1">
+    <w:lvl w:ilvl="1" w:tplc="B0624376">
       <w:start w:val="1"/>
       <w:numFmt w:val="bullet"/>
       <w:lvlText w:val="○"/>
@@ -1210,7 +1277,7 @@
         <w:ind w:left="1440" w:hanging="360"/>
       </w:pPr>
     </w:lvl>
-    <w:lvl w:ilvl="2" w15:tentative="1">
+    <w:lvl w:ilvl="2" w:tplc="96A01CB8">
       <w:start w:val="1"/>
       <w:numFmt w:val="bullet"/>
       <w:lvlText w:val="■"/>
@@ -1219,7 +1286,7 @@
         <w:ind w:left="2160" w:hanging="360"/>
       </w:pPr>
     </w:lvl>
-    <w:lvl w:ilvl="3" w15:tentative="1">
+    <w:lvl w:ilvl="3" w:tplc="02920546">
       <w:start w:val="1"/>
       <w:numFmt w:val="bullet"/>
       <w:lvlText w:val="●"/>
@@ -1228,7 +1295,7 @@
         <w:ind w:left="2880" w:hanging="360"/>
       </w:pPr>
     </w:lvl>
-    <w:lvl w:ilvl="4" w15:tentative="1">
+    <w:lvl w:ilvl="4" w:tplc="AF0CDF76">
       <w:start w:val="1"/>
       <w:numFmt w:val="bullet"/>
       <w:lvlText w:val="○"/>
@@ -1237,7 +1304,7 @@
         <w:ind w:left="3600" w:hanging="360"/>
       </w:pPr>
     </w:lvl>
-    <w:lvl w:ilvl="5" w15:tentative="1">
+    <w:lvl w:ilvl="5" w:tplc="3E64FC9C">
       <w:start w:val="1"/>
       <w:numFmt w:val="bullet"/>
       <w:lvlText w:val="■"/>
@@ -1246,7 +1313,7 @@
         <w:ind w:left="4320" w:hanging="360"/>
       </w:pPr>
     </w:lvl>
-    <w:lvl w:ilvl="6" w15:tentative="1">
+    <w:lvl w:ilvl="6" w:tplc="A8986C38">
       <w:start w:val="1"/>
       <w:numFmt w:val="bullet"/>
       <w:lvlText w:val="●"/>
@@ -1255,7 +1322,7 @@
         <w:ind w:left="5040" w:hanging="360"/>
       </w:pPr>
     </w:lvl>
-    <w:lvl w:ilvl="7" w15:tentative="1">
+    <w:lvl w:ilvl="7" w:tplc="17A47624">
       <w:start w:val="1"/>
       <w:numFmt w:val="bullet"/>
       <w:lvlText w:val="●"/>
@@ -1264,7 +1331,7 @@
         <w:ind w:left="5760" w:hanging="360"/>
       </w:pPr>
     </w:lvl>
-    <w:lvl w:ilvl="8" w15:tentative="1">
+    <w:lvl w:ilvl="8" w:tplc="C3ECEF6A">
       <w:start w:val="1"/>
       <w:numFmt w:val="bullet"/>
       <w:lvlText w:val="●"/>
@@ -1274,8 +1341,8 @@
       </w:pPr>
     </w:lvl>
   </w:abstractNum>
-  <w:num w:numId="1">
-    <w:abstractNumId w:val="1"/>
+  <w:num w:numId="1" w16cid:durableId="449206808">
+    <w:abstractNumId w:val="0"/>
     <w:lvlOverride w:ilvl="0">
       <w:startOverride w:val="1"/>
     </w:lvlOverride>
@@ -1284,26 +1351,405 @@
 </file>
 
 <file path=word/styles.xml><?xml version="1.0" encoding="utf-8"?>
-<w:styles xmlns:mc="http://schemas.openxmlformats.org/markup-compatibility/2006" xmlns:r="http://schemas.openxmlformats.org/officeDocument/2006/relationships" xmlns:w="http://schemas.openxmlformats.org/wordprocessingml/2006/main" xmlns:w14="http://schemas.microsoft.com/office/word/2010/wordml" xmlns:w15="http://schemas.microsoft.com/office/word/2012/wordml" mc:Ignorable="w14 w15">
+<w:styles xmlns:mc="http://schemas.openxmlformats.org/markup-compatibility/2006" xmlns:r="http://schemas.openxmlformats.org/officeDocument/2006/relationships" xmlns:w="http://schemas.openxmlformats.org/wordprocessingml/2006/main" xmlns:w14="http://schemas.microsoft.com/office/word/2010/wordml" xmlns:w15="http://schemas.microsoft.com/office/word/2012/wordml" xmlns:w16cex="http://schemas.microsoft.com/office/word/2018/wordml/cex" xmlns:w16cid="http://schemas.microsoft.com/office/word/2016/wordml/cid" xmlns:w16="http://schemas.microsoft.com/office/word/2018/wordml" xmlns:w16du="http://schemas.microsoft.com/office/word/2023/wordml/word16du" xmlns:w16sdtdh="http://schemas.microsoft.com/office/word/2020/wordml/sdtdatahash" xmlns:w16sdtfl="http://schemas.microsoft.com/office/word/2024/wordml/sdtformatlock" xmlns:w16se="http://schemas.microsoft.com/office/word/2015/wordml/symex" mc:Ignorable="w14 w15 w16se w16cid w16 w16cex w16sdtdh w16sdtfl w16du">
   <w:docDefaults>
-    <w:rPrDefault/>
+    <w:rPrDefault>
+      <w:rPr>
+        <w:rFonts w:ascii="Times New Roman" w:eastAsia="Times New Roman" w:hAnsi="Times New Roman" w:cs="Times New Roman"/>
+        <w:lang w:val="en-US" w:eastAsia="en-US" w:bidi="ar-SA"/>
+      </w:rPr>
+    </w:rPrDefault>
     <w:pPrDefault/>
   </w:docDefaults>
-  <w:style w:type="paragraph" w:styleId="Title">
-    <w:name w:val="Title"/>
-    <w:basedOn w:val="Normal"/>
-    <w:next w:val="Normal"/>
+  <w:latentStyles w:defLockedState="0" w:defUIPriority="99" w:defSemiHidden="0" w:defUnhideWhenUsed="0" w:defQFormat="0" w:count="376">
+    <w:lsdException w:name="Normal" w:uiPriority="0" w:qFormat="1"/>
+    <w:lsdException w:name="heading 1" w:uiPriority="9" w:qFormat="1"/>
+    <w:lsdException w:name="heading 2" w:semiHidden="1" w:uiPriority="9" w:unhideWhenUsed="1" w:qFormat="1"/>
+    <w:lsdException w:name="heading 3" w:semiHidden="1" w:uiPriority="9" w:unhideWhenUsed="1" w:qFormat="1"/>
+    <w:lsdException w:name="heading 4" w:semiHidden="1" w:uiPriority="9" w:unhideWhenUsed="1" w:qFormat="1"/>
+    <w:lsdException w:name="heading 5" w:semiHidden="1" w:uiPriority="9" w:unhideWhenUsed="1" w:qFormat="1"/>
+    <w:lsdException w:name="heading 6" w:semiHidden="1" w:uiPriority="9" w:unhideWhenUsed="1" w:qFormat="1"/>
+    <w:lsdException w:name="heading 7" w:semiHidden="1" w:uiPriority="9" w:unhideWhenUsed="1" w:qFormat="1"/>
+    <w:lsdException w:name="heading 8" w:semiHidden="1" w:uiPriority="9" w:unhideWhenUsed="1" w:qFormat="1"/>
+    <w:lsdException w:name="heading 9" w:semiHidden="1" w:uiPriority="9" w:unhideWhenUsed="1" w:qFormat="1"/>
+    <w:lsdException w:name="index 1" w:semiHidden="1" w:unhideWhenUsed="1"/>
+    <w:lsdException w:name="index 2" w:semiHidden="1" w:unhideWhenUsed="1"/>
+    <w:lsdException w:name="index 3" w:semiHidden="1" w:unhideWhenUsed="1"/>
+    <w:lsdException w:name="index 4" w:semiHidden="1" w:unhideWhenUsed="1"/>
+    <w:lsdException w:name="index 5" w:semiHidden="1" w:unhideWhenUsed="1"/>
+    <w:lsdException w:name="index 6" w:semiHidden="1" w:unhideWhenUsed="1"/>
+    <w:lsdException w:name="index 7" w:semiHidden="1" w:unhideWhenUsed="1"/>
+    <w:lsdException w:name="index 8" w:semiHidden="1" w:unhideWhenUsed="1"/>
+    <w:lsdException w:name="index 9" w:semiHidden="1" w:unhideWhenUsed="1"/>
+    <w:lsdException w:name="toc 1" w:semiHidden="1" w:uiPriority="39" w:unhideWhenUsed="1"/>
+    <w:lsdException w:name="toc 2" w:semiHidden="1" w:uiPriority="39" w:unhideWhenUsed="1"/>
+    <w:lsdException w:name="toc 3" w:semiHidden="1" w:uiPriority="39" w:unhideWhenUsed="1"/>
+    <w:lsdException w:name="toc 4" w:semiHidden="1" w:uiPriority="39" w:unhideWhenUsed="1"/>
+    <w:lsdException w:name="toc 5" w:semiHidden="1" w:uiPriority="39" w:unhideWhenUsed="1"/>
+    <w:lsdException w:name="toc 6" w:semiHidden="1" w:uiPriority="39" w:unhideWhenUsed="1"/>
+    <w:lsdException w:name="toc 7" w:semiHidden="1" w:uiPriority="39" w:unhideWhenUsed="1"/>
+    <w:lsdException w:name="toc 8" w:semiHidden="1" w:uiPriority="39" w:unhideWhenUsed="1"/>
+    <w:lsdException w:name="toc 9" w:semiHidden="1" w:uiPriority="39" w:unhideWhenUsed="1"/>
+    <w:lsdException w:name="Normal Indent" w:semiHidden="1" w:unhideWhenUsed="1"/>
+    <w:lsdException w:name="footnote text" w:semiHidden="1" w:unhideWhenUsed="1"/>
+    <w:lsdException w:name="annotation text" w:semiHidden="1" w:unhideWhenUsed="1"/>
+    <w:lsdException w:name="header" w:semiHidden="1" w:unhideWhenUsed="1"/>
+    <w:lsdException w:name="footer" w:semiHidden="1" w:unhideWhenUsed="1"/>
+    <w:lsdException w:name="index heading" w:semiHidden="1" w:unhideWhenUsed="1"/>
+    <w:lsdException w:name="caption" w:semiHidden="1" w:uiPriority="35" w:unhideWhenUsed="1" w:qFormat="1"/>
+    <w:lsdException w:name="table of figures" w:semiHidden="1" w:unhideWhenUsed="1"/>
+    <w:lsdException w:name="envelope address" w:semiHidden="1" w:unhideWhenUsed="1"/>
+    <w:lsdException w:name="envelope return" w:semiHidden="1" w:unhideWhenUsed="1"/>
+    <w:lsdException w:name="footnote reference" w:semiHidden="1" w:unhideWhenUsed="1"/>
+    <w:lsdException w:name="annotation reference" w:semiHidden="1" w:unhideWhenUsed="1"/>
+    <w:lsdException w:name="line number" w:semiHidden="1" w:unhideWhenUsed="1"/>
+    <w:lsdException w:name="page number" w:semiHidden="1" w:unhideWhenUsed="1"/>
+    <w:lsdException w:name="endnote reference" w:semiHidden="1" w:unhideWhenUsed="1"/>
+    <w:lsdException w:name="endnote text" w:semiHidden="1" w:unhideWhenUsed="1"/>
+    <w:lsdException w:name="table of authorities" w:semiHidden="1" w:unhideWhenUsed="1"/>
+    <w:lsdException w:name="macro" w:semiHidden="1" w:unhideWhenUsed="1"/>
+    <w:lsdException w:name="toa heading" w:semiHidden="1" w:unhideWhenUsed="1"/>
+    <w:lsdException w:name="List" w:semiHidden="1" w:unhideWhenUsed="1"/>
+    <w:lsdException w:name="List Bullet" w:semiHidden="1" w:unhideWhenUsed="1"/>
+    <w:lsdException w:name="List Number" w:semiHidden="1" w:unhideWhenUsed="1"/>
+    <w:lsdException w:name="List 2" w:semiHidden="1" w:unhideWhenUsed="1"/>
+    <w:lsdException w:name="List 3" w:semiHidden="1" w:unhideWhenUsed="1"/>
+    <w:lsdException w:name="List 4" w:semiHidden="1" w:unhideWhenUsed="1"/>
+    <w:lsdException w:name="List 5" w:semiHidden="1" w:unhideWhenUsed="1"/>
+    <w:lsdException w:name="List Bullet 2" w:semiHidden="1" w:unhideWhenUsed="1"/>
+    <w:lsdException w:name="List Bullet 3" w:semiHidden="1" w:unhideWhenUsed="1"/>
+    <w:lsdException w:name="List Bullet 4" w:semiHidden="1" w:unhideWhenUsed="1"/>
+    <w:lsdException w:name="List Bullet 5" w:semiHidden="1" w:unhideWhenUsed="1"/>
+    <w:lsdException w:name="List Number 2" w:semiHidden="1" w:unhideWhenUsed="1"/>
+    <w:lsdException w:name="List Number 3" w:semiHidden="1" w:unhideWhenUsed="1"/>
+    <w:lsdException w:name="List Number 4" w:semiHidden="1" w:unhideWhenUsed="1"/>
+    <w:lsdException w:name="List Number 5" w:semiHidden="1" w:unhideWhenUsed="1"/>
+    <w:lsdException w:name="Title" w:uiPriority="10" w:qFormat="1"/>
+    <w:lsdException w:name="Closing" w:semiHidden="1" w:unhideWhenUsed="1"/>
+    <w:lsdException w:name="Signature" w:semiHidden="1" w:unhideWhenUsed="1"/>
+    <w:lsdException w:name="Default Paragraph Font" w:semiHidden="1" w:uiPriority="1" w:unhideWhenUsed="1"/>
+    <w:lsdException w:name="Body Text" w:semiHidden="1" w:unhideWhenUsed="1"/>
+    <w:lsdException w:name="Body Text Indent" w:semiHidden="1" w:unhideWhenUsed="1"/>
+    <w:lsdException w:name="List Continue" w:semiHidden="1" w:unhideWhenUsed="1"/>
+    <w:lsdException w:name="List Continue 2" w:semiHidden="1" w:unhideWhenUsed="1"/>
+    <w:lsdException w:name="List Continue 3" w:semiHidden="1" w:unhideWhenUsed="1"/>
+    <w:lsdException w:name="List Continue 4" w:semiHidden="1" w:unhideWhenUsed="1"/>
+    <w:lsdException w:name="List Continue 5" w:semiHidden="1" w:unhideWhenUsed="1"/>
+    <w:lsdException w:name="Message Header" w:semiHidden="1" w:unhideWhenUsed="1"/>
+    <w:lsdException w:name="Subtitle" w:uiPriority="11" w:qFormat="1"/>
+    <w:lsdException w:name="Salutation" w:semiHidden="1" w:unhideWhenUsed="1"/>
+    <w:lsdException w:name="Date" w:semiHidden="1" w:unhideWhenUsed="1"/>
+    <w:lsdException w:name="Body Text First Indent" w:semiHidden="1" w:unhideWhenUsed="1"/>
+    <w:lsdException w:name="Body Text First Indent 2" w:semiHidden="1" w:unhideWhenUsed="1"/>
+    <w:lsdException w:name="Note Heading" w:semiHidden="1" w:unhideWhenUsed="1"/>
+    <w:lsdException w:name="Body Text 2" w:semiHidden="1" w:unhideWhenUsed="1"/>
+    <w:lsdException w:name="Body Text 3" w:semiHidden="1" w:unhideWhenUsed="1"/>
+    <w:lsdException w:name="Body Text Indent 2" w:semiHidden="1" w:unhideWhenUsed="1"/>
+    <w:lsdException w:name="Body Text Indent 3" w:semiHidden="1" w:unhideWhenUsed="1"/>
+    <w:lsdException w:name="Block Text" w:semiHidden="1" w:unhideWhenUsed="1"/>
+    <w:lsdException w:name="Hyperlink" w:semiHidden="1" w:unhideWhenUsed="1"/>
+    <w:lsdException w:name="FollowedHyperlink" w:semiHidden="1" w:unhideWhenUsed="1"/>
+    <w:lsdException w:name="Strong" w:uiPriority="22" w:qFormat="1"/>
+    <w:lsdException w:name="Emphasis" w:uiPriority="20" w:qFormat="1"/>
+    <w:lsdException w:name="Document Map" w:semiHidden="1" w:unhideWhenUsed="1"/>
+    <w:lsdException w:name="Plain Text" w:semiHidden="1" w:unhideWhenUsed="1"/>
+    <w:lsdException w:name="E-mail Signature" w:semiHidden="1" w:unhideWhenUsed="1"/>
+    <w:lsdException w:name="HTML Top of Form" w:semiHidden="1" w:unhideWhenUsed="1"/>
+    <w:lsdException w:name="HTML Bottom of Form" w:semiHidden="1" w:unhideWhenUsed="1"/>
+    <w:lsdException w:name="Normal (Web)" w:semiHidden="1" w:unhideWhenUsed="1"/>
+    <w:lsdException w:name="HTML Acronym" w:semiHidden="1" w:unhideWhenUsed="1"/>
+    <w:lsdException w:name="HTML Address" w:semiHidden="1" w:unhideWhenUsed="1"/>
+    <w:lsdException w:name="HTML Cite" w:semiHidden="1" w:unhideWhenUsed="1"/>
+    <w:lsdException w:name="HTML Code" w:semiHidden="1" w:unhideWhenUsed="1"/>
+    <w:lsdException w:name="HTML Definition" w:semiHidden="1" w:unhideWhenUsed="1"/>
+    <w:lsdException w:name="HTML Keyboard" w:semiHidden="1" w:unhideWhenUsed="1"/>
+    <w:lsdException w:name="HTML Preformatted" w:semiHidden="1" w:unhideWhenUsed="1"/>
+    <w:lsdException w:name="HTML Sample" w:semiHidden="1" w:unhideWhenUsed="1"/>
+    <w:lsdException w:name="HTML Typewriter" w:semiHidden="1" w:unhideWhenUsed="1"/>
+    <w:lsdException w:name="HTML Variable" w:semiHidden="1" w:unhideWhenUsed="1"/>
+    <w:lsdException w:name="Normal Table" w:semiHidden="1" w:unhideWhenUsed="1"/>
+    <w:lsdException w:name="annotation subject" w:semiHidden="1" w:unhideWhenUsed="1"/>
+    <w:lsdException w:name="No List" w:semiHidden="1" w:unhideWhenUsed="1"/>
+    <w:lsdException w:name="Outline List 1" w:semiHidden="1" w:unhideWhenUsed="1"/>
+    <w:lsdException w:name="Outline List 2" w:semiHidden="1" w:unhideWhenUsed="1"/>
+    <w:lsdException w:name="Outline List 3" w:semiHidden="1" w:unhideWhenUsed="1"/>
+    <w:lsdException w:name="Table Simple 1" w:semiHidden="1" w:unhideWhenUsed="1"/>
+    <w:lsdException w:name="Table Simple 2" w:semiHidden="1" w:unhideWhenUsed="1"/>
+    <w:lsdException w:name="Table Simple 3" w:semiHidden="1" w:unhideWhenUsed="1"/>
+    <w:lsdException w:name="Table Classic 1" w:semiHidden="1" w:unhideWhenUsed="1"/>
+    <w:lsdException w:name="Table Classic 2" w:semiHidden="1" w:unhideWhenUsed="1"/>
+    <w:lsdException w:name="Table Classic 3" w:semiHidden="1" w:unhideWhenUsed="1"/>
+    <w:lsdException w:name="Table Classic 4" w:semiHidden="1" w:unhideWhenUsed="1"/>
+    <w:lsdException w:name="Table Colorful 1" w:semiHidden="1" w:unhideWhenUsed="1"/>
+    <w:lsdException w:name="Table Colorful 2" w:semiHidden="1" w:unhideWhenUsed="1"/>
+    <w:lsdException w:name="Table Colorful 3" w:semiHidden="1" w:unhideWhenUsed="1"/>
+    <w:lsdException w:name="Table Columns 1" w:semiHidden="1" w:unhideWhenUsed="1"/>
+    <w:lsdException w:name="Table Columns 2" w:semiHidden="1" w:unhideWhenUsed="1"/>
+    <w:lsdException w:name="Table Columns 3" w:semiHidden="1" w:unhideWhenUsed="1"/>
+    <w:lsdException w:name="Table Columns 4" w:semiHidden="1" w:unhideWhenUsed="1"/>
+    <w:lsdException w:name="Table Columns 5" w:semiHidden="1" w:unhideWhenUsed="1"/>
+    <w:lsdException w:name="Table Grid 1" w:semiHidden="1" w:unhideWhenUsed="1"/>
+    <w:lsdException w:name="Table Grid 2" w:semiHidden="1" w:unhideWhenUsed="1"/>
+    <w:lsdException w:name="Table Grid 3" w:semiHidden="1" w:unhideWhenUsed="1"/>
+    <w:lsdException w:name="Table Grid 4" w:semiHidden="1" w:unhideWhenUsed="1"/>
+    <w:lsdException w:name="Table Grid 5" w:semiHidden="1" w:unhideWhenUsed="1"/>
+    <w:lsdException w:name="Table Grid 6" w:semiHidden="1" w:unhideWhenUsed="1"/>
+    <w:lsdException w:name="Table Grid 7" w:semiHidden="1" w:unhideWhenUsed="1"/>
+    <w:lsdException w:name="Table Grid 8" w:semiHidden="1" w:unhideWhenUsed="1"/>
+    <w:lsdException w:name="Table List 1" w:semiHidden="1" w:unhideWhenUsed="1"/>
+    <w:lsdException w:name="Table List 2" w:semiHidden="1" w:unhideWhenUsed="1"/>
+    <w:lsdException w:name="Table List 3" w:semiHidden="1" w:unhideWhenUsed="1"/>
+    <w:lsdException w:name="Table List 4" w:semiHidden="1" w:unhideWhenUsed="1"/>
+    <w:lsdException w:name="Table List 5" w:semiHidden="1" w:unhideWhenUsed="1"/>
+    <w:lsdException w:name="Table List 6" w:semiHidden="1" w:unhideWhenUsed="1"/>
+    <w:lsdException w:name="Table List 7" w:semiHidden="1" w:unhideWhenUsed="1"/>
+    <w:lsdException w:name="Table List 8" w:semiHidden="1" w:unhideWhenUsed="1"/>
+    <w:lsdException w:name="Table 3D effects 1" w:semiHidden="1" w:unhideWhenUsed="1"/>
+    <w:lsdException w:name="Table 3D effects 2" w:semiHidden="1" w:unhideWhenUsed="1"/>
+    <w:lsdException w:name="Table 3D effects 3" w:semiHidden="1" w:unhideWhenUsed="1"/>
+    <w:lsdException w:name="Table Contemporary" w:semiHidden="1" w:unhideWhenUsed="1"/>
+    <w:lsdException w:name="Table Elegant" w:semiHidden="1" w:unhideWhenUsed="1"/>
+    <w:lsdException w:name="Table Professional" w:semiHidden="1" w:unhideWhenUsed="1"/>
+    <w:lsdException w:name="Table Subtle 1" w:semiHidden="1" w:unhideWhenUsed="1"/>
+    <w:lsdException w:name="Table Subtle 2" w:semiHidden="1" w:unhideWhenUsed="1"/>
+    <w:lsdException w:name="Table Web 1" w:semiHidden="1" w:unhideWhenUsed="1"/>
+    <w:lsdException w:name="Table Web 2" w:semiHidden="1" w:unhideWhenUsed="1"/>
+    <w:lsdException w:name="Table Web 3" w:semiHidden="1" w:unhideWhenUsed="1"/>
+    <w:lsdException w:name="Balloon Text" w:semiHidden="1" w:unhideWhenUsed="1"/>
+    <w:lsdException w:name="Table Grid" w:uiPriority="39"/>
+    <w:lsdException w:name="Table Theme" w:semiHidden="1" w:unhideWhenUsed="1"/>
+    <w:lsdException w:name="Placeholder Text" w:semiHidden="1"/>
+    <w:lsdException w:name="No Spacing" w:uiPriority="1" w:qFormat="1"/>
+    <w:lsdException w:name="Light Shading" w:uiPriority="60"/>
+    <w:lsdException w:name="Light List" w:uiPriority="61"/>
+    <w:lsdException w:name="Light Grid" w:uiPriority="62"/>
+    <w:lsdException w:name="Medium Shading 1" w:uiPriority="63"/>
+    <w:lsdException w:name="Medium Shading 2" w:uiPriority="64"/>
+    <w:lsdException w:name="Medium List 1" w:uiPriority="65"/>
+    <w:lsdException w:name="Medium List 2" w:uiPriority="66"/>
+    <w:lsdException w:name="Medium Grid 1" w:uiPriority="67"/>
+    <w:lsdException w:name="Medium Grid 2" w:uiPriority="68"/>
+    <w:lsdException w:name="Medium Grid 3" w:uiPriority="69"/>
+    <w:lsdException w:name="Dark List" w:uiPriority="70"/>
+    <w:lsdException w:name="Colorful Shading" w:uiPriority="71"/>
+    <w:lsdException w:name="Colorful List" w:uiPriority="72"/>
+    <w:lsdException w:name="Colorful Grid" w:uiPriority="73"/>
+    <w:lsdException w:name="Light Shading Accent 1" w:uiPriority="60"/>
+    <w:lsdException w:name="Light List Accent 1" w:uiPriority="61"/>
+    <w:lsdException w:name="Light Grid Accent 1" w:uiPriority="62"/>
+    <w:lsdException w:name="Medium Shading 1 Accent 1" w:uiPriority="63"/>
+    <w:lsdException w:name="Medium Shading 2 Accent 1" w:uiPriority="64"/>
+    <w:lsdException w:name="Medium List 1 Accent 1" w:uiPriority="65"/>
+    <w:lsdException w:name="Revision" w:semiHidden="1"/>
+    <w:lsdException w:name="List Paragraph" w:uiPriority="34" w:qFormat="1"/>
+    <w:lsdException w:name="Quote" w:uiPriority="29" w:qFormat="1"/>
+    <w:lsdException w:name="Intense Quote" w:uiPriority="30" w:qFormat="1"/>
+    <w:lsdException w:name="Medium List 2 Accent 1" w:uiPriority="66"/>
+    <w:lsdException w:name="Medium Grid 1 Accent 1" w:uiPriority="67"/>
+    <w:lsdException w:name="Medium Grid 2 Accent 1" w:uiPriority="68"/>
+    <w:lsdException w:name="Medium Grid 3 Accent 1" w:uiPriority="69"/>
+    <w:lsdException w:name="Dark List Accent 1" w:uiPriority="70"/>
+    <w:lsdException w:name="Colorful Shading Accent 1" w:uiPriority="71"/>
+    <w:lsdException w:name="Colorful List Accent 1" w:uiPriority="72"/>
+    <w:lsdException w:name="Colorful Grid Accent 1" w:uiPriority="73"/>
+    <w:lsdException w:name="Light Shading Accent 2" w:uiPriority="60"/>
+    <w:lsdException w:name="Light List Accent 2" w:uiPriority="61"/>
+    <w:lsdException w:name="Light Grid Accent 2" w:uiPriority="62"/>
+    <w:lsdException w:name="Medium Shading 1 Accent 2" w:uiPriority="63"/>
+    <w:lsdException w:name="Medium Shading 2 Accent 2" w:uiPriority="64"/>
+    <w:lsdException w:name="Medium List 1 Accent 2" w:uiPriority="65"/>
+    <w:lsdException w:name="Medium List 2 Accent 2" w:uiPriority="66"/>
+    <w:lsdException w:name="Medium Grid 1 Accent 2" w:uiPriority="67"/>
+    <w:lsdException w:name="Medium Grid 2 Accent 2" w:uiPriority="68"/>
+    <w:lsdException w:name="Medium Grid 3 Accent 2" w:uiPriority="69"/>
+    <w:lsdException w:name="Dark List Accent 2" w:uiPriority="70"/>
+    <w:lsdException w:name="Colorful Shading Accent 2" w:uiPriority="71"/>
+    <w:lsdException w:name="Colorful List Accent 2" w:uiPriority="72"/>
+    <w:lsdException w:name="Colorful Grid Accent 2" w:uiPriority="73"/>
+    <w:lsdException w:name="Light Shading Accent 3" w:uiPriority="60"/>
+    <w:lsdException w:name="Light List Accent 3" w:uiPriority="61"/>
+    <w:lsdException w:name="Light Grid Accent 3" w:uiPriority="62"/>
+    <w:lsdException w:name="Medium Shading 1 Accent 3" w:uiPriority="63"/>
+    <w:lsdException w:name="Medium Shading 2 Accent 3" w:uiPriority="64"/>
+    <w:lsdException w:name="Medium List 1 Accent 3" w:uiPriority="65"/>
+    <w:lsdException w:name="Medium List 2 Accent 3" w:uiPriority="66"/>
+    <w:lsdException w:name="Medium Grid 1 Accent 3" w:uiPriority="67"/>
+    <w:lsdException w:name="Medium Grid 2 Accent 3" w:uiPriority="68"/>
+    <w:lsdException w:name="Medium Grid 3 Accent 3" w:uiPriority="69"/>
+    <w:lsdException w:name="Dark List Accent 3" w:uiPriority="70"/>
+    <w:lsdException w:name="Colorful Shading Accent 3" w:uiPriority="71"/>
+    <w:lsdException w:name="Colorful List Accent 3" w:uiPriority="72"/>
+    <w:lsdException w:name="Colorful Grid Accent 3" w:uiPriority="73"/>
+    <w:lsdException w:name="Light Shading Accent 4" w:uiPriority="60"/>
+    <w:lsdException w:name="Light List Accent 4" w:uiPriority="61"/>
+    <w:lsdException w:name="Light Grid Accent 4" w:uiPriority="62"/>
+    <w:lsdException w:name="Medium Shading 1 Accent 4" w:uiPriority="63"/>
+    <w:lsdException w:name="Medium Shading 2 Accent 4" w:uiPriority="64"/>
+    <w:lsdException w:name="Medium List 1 Accent 4" w:uiPriority="65"/>
+    <w:lsdException w:name="Medium List 2 Accent 4" w:uiPriority="66"/>
+    <w:lsdException w:name="Medium Grid 1 Accent 4" w:uiPriority="67"/>
+    <w:lsdException w:name="Medium Grid 2 Accent 4" w:uiPriority="68"/>
+    <w:lsdException w:name="Medium Grid 3 Accent 4" w:uiPriority="69"/>
+    <w:lsdException w:name="Dark List Accent 4" w:uiPriority="70"/>
+    <w:lsdException w:name="Colorful Shading Accent 4" w:uiPriority="71"/>
+    <w:lsdException w:name="Colorful List Accent 4" w:uiPriority="72"/>
+    <w:lsdException w:name="Colorful Grid Accent 4" w:uiPriority="73"/>
+    <w:lsdException w:name="Light Shading Accent 5" w:uiPriority="60"/>
+    <w:lsdException w:name="Light List Accent 5" w:uiPriority="61"/>
+    <w:lsdException w:name="Light Grid Accent 5" w:uiPriority="62"/>
+    <w:lsdException w:name="Medium Shading 1 Accent 5" w:uiPriority="63"/>
+    <w:lsdException w:name="Medium Shading 2 Accent 5" w:uiPriority="64"/>
+    <w:lsdException w:name="Medium List 1 Accent 5" w:uiPriority="65"/>
+    <w:lsdException w:name="Medium List 2 Accent 5" w:uiPriority="66"/>
+    <w:lsdException w:name="Medium Grid 1 Accent 5" w:uiPriority="67"/>
+    <w:lsdException w:name="Medium Grid 2 Accent 5" w:uiPriority="68"/>
+    <w:lsdException w:name="Medium Grid 3 Accent 5" w:uiPriority="69"/>
+    <w:lsdException w:name="Dark List Accent 5" w:uiPriority="70"/>
+    <w:lsdException w:name="Colorful Shading Accent 5" w:uiPriority="71"/>
+    <w:lsdException w:name="Colorful List Accent 5" w:uiPriority="72"/>
+    <w:lsdException w:name="Colorful Grid Accent 5" w:uiPriority="73"/>
+    <w:lsdException w:name="Light Shading Accent 6" w:uiPriority="60"/>
+    <w:lsdException w:name="Light List Accent 6" w:uiPriority="61"/>
+    <w:lsdException w:name="Light Grid Accent 6" w:uiPriority="62"/>
+    <w:lsdException w:name="Medium Shading 1 Accent 6" w:uiPriority="63"/>
+    <w:lsdException w:name="Medium Shading 2 Accent 6" w:uiPriority="64"/>
+    <w:lsdException w:name="Medium List 1 Accent 6" w:uiPriority="65"/>
+    <w:lsdException w:name="Medium List 2 Accent 6" w:uiPriority="66"/>
+    <w:lsdException w:name="Medium Grid 1 Accent 6" w:uiPriority="67"/>
+    <w:lsdException w:name="Medium Grid 2 Accent 6" w:uiPriority="68"/>
+    <w:lsdException w:name="Medium Grid 3 Accent 6" w:uiPriority="69"/>
+    <w:lsdException w:name="Dark List Accent 6" w:uiPriority="70"/>
+    <w:lsdException w:name="Colorful Shading Accent 6" w:uiPriority="71"/>
+    <w:lsdException w:name="Colorful List Accent 6" w:uiPriority="72"/>
+    <w:lsdException w:name="Colorful Grid Accent 6" w:uiPriority="73"/>
+    <w:lsdException w:name="Subtle Emphasis" w:uiPriority="19" w:qFormat="1"/>
+    <w:lsdException w:name="Intense Emphasis" w:uiPriority="21" w:qFormat="1"/>
+    <w:lsdException w:name="Subtle Reference" w:uiPriority="31" w:qFormat="1"/>
+    <w:lsdException w:name="Intense Reference" w:uiPriority="32" w:qFormat="1"/>
+    <w:lsdException w:name="Book Title" w:uiPriority="33" w:qFormat="1"/>
+    <w:lsdException w:name="Bibliography" w:semiHidden="1" w:uiPriority="37" w:unhideWhenUsed="1"/>
+    <w:lsdException w:name="TOC Heading" w:semiHidden="1" w:uiPriority="39" w:unhideWhenUsed="1" w:qFormat="1"/>
+    <w:lsdException w:name="Plain Table 1" w:uiPriority="41"/>
+    <w:lsdException w:name="Plain Table 2" w:uiPriority="42"/>
+    <w:lsdException w:name="Plain Table 3" w:uiPriority="43"/>
+    <w:lsdException w:name="Plain Table 4" w:uiPriority="44"/>
+    <w:lsdException w:name="Plain Table 5" w:uiPriority="45"/>
+    <w:lsdException w:name="Grid Table Light" w:uiPriority="40"/>
+    <w:lsdException w:name="Grid Table 1 Light" w:uiPriority="46"/>
+    <w:lsdException w:name="Grid Table 2" w:uiPriority="47"/>
+    <w:lsdException w:name="Grid Table 3" w:uiPriority="48"/>
+    <w:lsdException w:name="Grid Table 4" w:uiPriority="49"/>
+    <w:lsdException w:name="Grid Table 5 Dark" w:uiPriority="50"/>
+    <w:lsdException w:name="Grid Table 6 Colorful" w:uiPriority="51"/>
+    <w:lsdException w:name="Grid Table 7 Colorful" w:uiPriority="52"/>
+    <w:lsdException w:name="Grid Table 1 Light Accent 1" w:uiPriority="46"/>
+    <w:lsdException w:name="Grid Table 2 Accent 1" w:uiPriority="47"/>
+    <w:lsdException w:name="Grid Table 3 Accent 1" w:uiPriority="48"/>
+    <w:lsdException w:name="Grid Table 4 Accent 1" w:uiPriority="49"/>
+    <w:lsdException w:name="Grid Table 5 Dark Accent 1" w:uiPriority="50"/>
+    <w:lsdException w:name="Grid Table 6 Colorful Accent 1" w:uiPriority="51"/>
+    <w:lsdException w:name="Grid Table 7 Colorful Accent 1" w:uiPriority="52"/>
+    <w:lsdException w:name="Grid Table 1 Light Accent 2" w:uiPriority="46"/>
+    <w:lsdException w:name="Grid Table 2 Accent 2" w:uiPriority="47"/>
+    <w:lsdException w:name="Grid Table 3 Accent 2" w:uiPriority="48"/>
+    <w:lsdException w:name="Grid Table 4 Accent 2" w:uiPriority="49"/>
+    <w:lsdException w:name="Grid Table 5 Dark Accent 2" w:uiPriority="50"/>
+    <w:lsdException w:name="Grid Table 6 Colorful Accent 2" w:uiPriority="51"/>
+    <w:lsdException w:name="Grid Table 7 Colorful Accent 2" w:uiPriority="52"/>
+    <w:lsdException w:name="Grid Table 1 Light Accent 3" w:uiPriority="46"/>
+    <w:lsdException w:name="Grid Table 2 Accent 3" w:uiPriority="47"/>
+    <w:lsdException w:name="Grid Table 3 Accent 3" w:uiPriority="48"/>
+    <w:lsdException w:name="Grid Table 4 Accent 3" w:uiPriority="49"/>
+    <w:lsdException w:name="Grid Table 5 Dark Accent 3" w:uiPriority="50"/>
+    <w:lsdException w:name="Grid Table 6 Colorful Accent 3" w:uiPriority="51"/>
+    <w:lsdException w:name="Grid Table 7 Colorful Accent 3" w:uiPriority="52"/>
+    <w:lsdException w:name="Grid Table 1 Light Accent 4" w:uiPriority="46"/>
+    <w:lsdException w:name="Grid Table 2 Accent 4" w:uiPriority="47"/>
+    <w:lsdException w:name="Grid Table 3 Accent 4" w:uiPriority="48"/>
+    <w:lsdException w:name="Grid Table 4 Accent 4" w:uiPriority="49"/>
+    <w:lsdException w:name="Grid Table 5 Dark Accent 4" w:uiPriority="50"/>
+    <w:lsdException w:name="Grid Table 6 Colorful Accent 4" w:uiPriority="51"/>
+    <w:lsdException w:name="Grid Table 7 Colorful Accent 4" w:uiPriority="52"/>
+    <w:lsdException w:name="Grid Table 1 Light Accent 5" w:uiPriority="46"/>
+    <w:lsdException w:name="Grid Table 2 Accent 5" w:uiPriority="47"/>
+    <w:lsdException w:name="Grid Table 3 Accent 5" w:uiPriority="48"/>
+    <w:lsdException w:name="Grid Table 4 Accent 5" w:uiPriority="49"/>
+    <w:lsdException w:name="Grid Table 5 Dark Accent 5" w:uiPriority="50"/>
+    <w:lsdException w:name="Grid Table 6 Colorful Accent 5" w:uiPriority="51"/>
+    <w:lsdException w:name="Grid Table 7 Colorful Accent 5" w:uiPriority="52"/>
+    <w:lsdException w:name="Grid Table 1 Light Accent 6" w:uiPriority="46"/>
+    <w:lsdException w:name="Grid Table 2 Accent 6" w:uiPriority="47"/>
+    <w:lsdException w:name="Grid Table 3 Accent 6" w:uiPriority="48"/>
+    <w:lsdException w:name="Grid Table 4 Accent 6" w:uiPriority="49"/>
+    <w:lsdException w:name="Grid Table 5 Dark Accent 6" w:uiPriority="50"/>
+    <w:lsdException w:name="Grid Table 6 Colorful Accent 6" w:uiPriority="51"/>
+    <w:lsdException w:name="Grid Table 7 Colorful Accent 6" w:uiPriority="52"/>
+    <w:lsdException w:name="List Table 1 Light" w:uiPriority="46"/>
+    <w:lsdException w:name="List Table 2" w:uiPriority="47"/>
+    <w:lsdException w:name="List Table 3" w:uiPriority="48"/>
+    <w:lsdException w:name="List Table 4" w:uiPriority="49"/>
+    <w:lsdException w:name="List Table 5 Dark" w:uiPriority="50"/>
+    <w:lsdException w:name="List Table 6 Colorful" w:uiPriority="51"/>
+    <w:lsdException w:name="List Table 7 Colorful" w:uiPriority="52"/>
+    <w:lsdException w:name="List Table 1 Light Accent 1" w:uiPriority="46"/>
+    <w:lsdException w:name="List Table 2 Accent 1" w:uiPriority="47"/>
+    <w:lsdException w:name="List Table 3 Accent 1" w:uiPriority="48"/>
+    <w:lsdException w:name="List Table 4 Accent 1" w:uiPriority="49"/>
+    <w:lsdException w:name="List Table 5 Dark Accent 1" w:uiPriority="50"/>
+    <w:lsdException w:name="List Table 6 Colorful Accent 1" w:uiPriority="51"/>
+    <w:lsdException w:name="List Table 7 Colorful Accent 1" w:uiPriority="52"/>
+    <w:lsdException w:name="List Table 1 Light Accent 2" w:uiPriority="46"/>
+    <w:lsdException w:name="List Table 2 Accent 2" w:uiPriority="47"/>
+    <w:lsdException w:name="List Table 3 Accent 2" w:uiPriority="48"/>
+    <w:lsdException w:name="List Table 4 Accent 2" w:uiPriority="49"/>
+    <w:lsdException w:name="List Table 5 Dark Accent 2" w:uiPriority="50"/>
+    <w:lsdException w:name="List Table 6 Colorful Accent 2" w:uiPriority="51"/>
+    <w:lsdException w:name="List Table 7 Colorful Accent 2" w:uiPriority="52"/>
+    <w:lsdException w:name="List Table 1 Light Accent 3" w:uiPriority="46"/>
+    <w:lsdException w:name="List Table 2 Accent 3" w:uiPriority="47"/>
+    <w:lsdException w:name="List Table 3 Accent 3" w:uiPriority="48"/>
+    <w:lsdException w:name="List Table 4 Accent 3" w:uiPriority="49"/>
+    <w:lsdException w:name="List Table 5 Dark Accent 3" w:uiPriority="50"/>
+    <w:lsdException w:name="List Table 6 Colorful Accent 3" w:uiPriority="51"/>
+    <w:lsdException w:name="List Table 7 Colorful Accent 3" w:uiPriority="52"/>
+    <w:lsdException w:name="List Table 1 Light Accent 4" w:uiPriority="46"/>
+    <w:lsdException w:name="List Table 2 Accent 4" w:uiPriority="47"/>
+    <w:lsdException w:name="List Table 3 Accent 4" w:uiPriority="48"/>
+    <w:lsdException w:name="List Table 4 Accent 4" w:uiPriority="49"/>
+    <w:lsdException w:name="List Table 5 Dark Accent 4" w:uiPriority="50"/>
+    <w:lsdException w:name="List Table 6 Colorful Accent 4" w:uiPriority="51"/>
+    <w:lsdException w:name="List Table 7 Colorful Accent 4" w:uiPriority="52"/>
+    <w:lsdException w:name="List Table 1 Light Accent 5" w:uiPriority="46"/>
+    <w:lsdException w:name="List Table 2 Accent 5" w:uiPriority="47"/>
+    <w:lsdException w:name="List Table 3 Accent 5" w:uiPriority="48"/>
+    <w:lsdException w:name="List Table 4 Accent 5" w:uiPriority="49"/>
+    <w:lsdException w:name="List Table 5 Dark Accent 5" w:uiPriority="50"/>
+    <w:lsdException w:name="List Table 6 Colorful Accent 5" w:uiPriority="51"/>
+    <w:lsdException w:name="List Table 7 Colorful Accent 5" w:uiPriority="52"/>
+    <w:lsdException w:name="List Table 1 Light Accent 6" w:uiPriority="46"/>
+    <w:lsdException w:name="List Table 2 Accent 6" w:uiPriority="47"/>
+    <w:lsdException w:name="List Table 3 Accent 6" w:uiPriority="48"/>
+    <w:lsdException w:name="List Table 4 Accent 6" w:uiPriority="49"/>
+    <w:lsdException w:name="List Table 5 Dark Accent 6" w:uiPriority="50"/>
+    <w:lsdException w:name="List Table 6 Colorful Accent 6" w:uiPriority="51"/>
+    <w:lsdException w:name="List Table 7 Colorful Accent 6" w:uiPriority="52"/>
+    <w:lsdException w:name="Mention" w:semiHidden="1" w:unhideWhenUsed="1"/>
+    <w:lsdException w:name="Smart Hyperlink" w:semiHidden="1" w:unhideWhenUsed="1"/>
+    <w:lsdException w:name="Hashtag" w:semiHidden="1" w:unhideWhenUsed="1"/>
+    <w:lsdException w:name="Unresolved Mention" w:semiHidden="1" w:unhideWhenUsed="1"/>
+    <w:lsdException w:name="Smart Link" w:semiHidden="1" w:unhideWhenUsed="1"/>
+  </w:latentStyles>
+  <w:style w:type="paragraph" w:default="1" w:styleId="Normal">
+    <w:name w:val="Normal"/>
     <w:qFormat/>
-    <w:rPr>
-      <w:sz w:val="56"/>
-      <w:szCs w:val="56"/>
-    </w:rPr>
   </w:style>
   <w:style w:type="paragraph" w:styleId="Heading1">
-    <w:name w:val="Heading 1"/>
-    <w:basedOn w:val="Normal"/>
-    <w:next w:val="Normal"/>
+    <w:name w:val="heading 1"/>
+    <w:uiPriority w:val="9"/>
     <w:qFormat/>
+    <w:pPr>
+      <w:outlineLvl w:val="0"/>
+    </w:pPr>
     <w:rPr>
       <w:color w:val="2E74B5"/>
       <w:sz w:val="32"/>
@@ -1311,10 +1757,13 @@
     </w:rPr>
   </w:style>
   <w:style w:type="paragraph" w:styleId="Heading2">
-    <w:name w:val="Heading 2"/>
-    <w:basedOn w:val="Normal"/>
-    <w:next w:val="Normal"/>
+    <w:name w:val="heading 2"/>
+    <w:uiPriority w:val="9"/>
+    <w:unhideWhenUsed/>
     <w:qFormat/>
+    <w:pPr>
+      <w:outlineLvl w:val="1"/>
+    </w:pPr>
     <w:rPr>
       <w:color w:val="2E74B5"/>
       <w:sz w:val="26"/>
@@ -1322,10 +1771,14 @@
     </w:rPr>
   </w:style>
   <w:style w:type="paragraph" w:styleId="Heading3">
-    <w:name w:val="Heading 3"/>
-    <w:basedOn w:val="Normal"/>
-    <w:next w:val="Normal"/>
+    <w:name w:val="heading 3"/>
+    <w:uiPriority w:val="9"/>
+    <w:semiHidden/>
+    <w:unhideWhenUsed/>
     <w:qFormat/>
+    <w:pPr>
+      <w:outlineLvl w:val="2"/>
+    </w:pPr>
     <w:rPr>
       <w:color w:val="1F4D78"/>
       <w:sz w:val="24"/>
@@ -1333,10 +1786,14 @@
     </w:rPr>
   </w:style>
   <w:style w:type="paragraph" w:styleId="Heading4">
-    <w:name w:val="Heading 4"/>
-    <w:basedOn w:val="Normal"/>
-    <w:next w:val="Normal"/>
+    <w:name w:val="heading 4"/>
+    <w:uiPriority w:val="9"/>
+    <w:semiHidden/>
+    <w:unhideWhenUsed/>
     <w:qFormat/>
+    <w:pPr>
+      <w:outlineLvl w:val="3"/>
+    </w:pPr>
     <w:rPr>
       <w:i/>
       <w:iCs/>
@@ -1344,27 +1801,69 @@
     </w:rPr>
   </w:style>
   <w:style w:type="paragraph" w:styleId="Heading5">
-    <w:name w:val="Heading 5"/>
-    <w:basedOn w:val="Normal"/>
-    <w:next w:val="Normal"/>
+    <w:name w:val="heading 5"/>
+    <w:uiPriority w:val="9"/>
+    <w:semiHidden/>
+    <w:unhideWhenUsed/>
     <w:qFormat/>
+    <w:pPr>
+      <w:outlineLvl w:val="4"/>
+    </w:pPr>
     <w:rPr>
       <w:color w:val="2E74B5"/>
     </w:rPr>
   </w:style>
   <w:style w:type="paragraph" w:styleId="Heading6">
-    <w:name w:val="Heading 6"/>
-    <w:basedOn w:val="Normal"/>
-    <w:next w:val="Normal"/>
+    <w:name w:val="heading 6"/>
+    <w:uiPriority w:val="9"/>
+    <w:semiHidden/>
+    <w:unhideWhenUsed/>
     <w:qFormat/>
+    <w:pPr>
+      <w:outlineLvl w:val="5"/>
+    </w:pPr>
     <w:rPr>
       <w:color w:val="1F4D78"/>
     </w:rPr>
   </w:style>
-  <w:style w:type="paragraph" w:styleId="Strong">
-    <w:name w:val="Strong"/>
-    <w:basedOn w:val="Normal"/>
-    <w:next w:val="Normal"/>
+  <w:style w:type="character" w:default="1" w:styleId="DefaultParagraphFont">
+    <w:name w:val="Default Paragraph Font"/>
+    <w:uiPriority w:val="1"/>
+    <w:semiHidden/>
+    <w:unhideWhenUsed/>
+  </w:style>
+  <w:style w:type="table" w:default="1" w:styleId="TableNormal">
+    <w:name w:val="Normal Table"/>
+    <w:uiPriority w:val="99"/>
+    <w:semiHidden/>
+    <w:unhideWhenUsed/>
+    <w:tblPr>
+      <w:tblInd w:w="0" w:type="dxa"/>
+      <w:tblCellMar>
+        <w:top w:w="0" w:type="dxa"/>
+        <w:left w:w="108" w:type="dxa"/>
+        <w:bottom w:w="0" w:type="dxa"/>
+        <w:right w:w="108" w:type="dxa"/>
+      </w:tblCellMar>
+    </w:tblPr>
+  </w:style>
+  <w:style w:type="numbering" w:default="1" w:styleId="NoList">
+    <w:name w:val="No List"/>
+    <w:uiPriority w:val="99"/>
+    <w:semiHidden/>
+    <w:unhideWhenUsed/>
+  </w:style>
+  <w:style w:type="paragraph" w:styleId="Title">
+    <w:name w:val="Title"/>
+    <w:uiPriority w:val="10"/>
+    <w:qFormat/>
+    <w:rPr>
+      <w:sz w:val="56"/>
+      <w:szCs w:val="56"/>
+    </w:rPr>
+  </w:style>
+  <w:style w:type="paragraph" w:customStyle="1" w:styleId="Strong1">
+    <w:name w:val="Strong1"/>
     <w:qFormat/>
     <w:rPr>
       <w:b/>
@@ -1373,12 +1872,10 @@
   </w:style>
   <w:style w:type="paragraph" w:styleId="ListParagraph">
     <w:name w:val="List Paragraph"/>
-    <w:basedOn w:val="Normal"/>
     <w:qFormat/>
   </w:style>
   <w:style w:type="character" w:styleId="Hyperlink">
     <w:name w:val="Hyperlink"/>
-    <w:basedOn w:val="DefaultParagraphFont"/>
     <w:uiPriority w:val="99"/>
     <w:unhideWhenUsed/>
     <w:rPr>
@@ -1388,7 +1885,6 @@
   </w:style>
   <w:style w:type="character" w:styleId="FootnoteReference">
     <w:name w:val="footnote reference"/>
-    <w:basedOn w:val="DefaultParagraphFont"/>
     <w:uiPriority w:val="99"/>
     <w:semiHidden/>
     <w:unhideWhenUsed/>
@@ -1398,22 +1894,13 @@
   </w:style>
   <w:style w:type="paragraph" w:styleId="FootnoteText">
     <w:name w:val="footnote text"/>
-    <w:basedOn w:val="Normal"/>
     <w:link w:val="FootnoteTextChar"/>
     <w:uiPriority w:val="99"/>
     <w:semiHidden/>
     <w:unhideWhenUsed/>
-    <w:pPr>
-      <w:spacing w:after="0" w:line="240" w:lineRule="auto"/>
-    </w:pPr>
-    <w:rPr>
-      <w:sz w:val="20"/>
-      <w:szCs w:val="20"/>
-    </w:rPr>
   </w:style>
-  <w:style w:type="character" w:styleId="FootnoteTextChar">
+  <w:style w:type="character" w:customStyle="1" w:styleId="FootnoteTextChar">
     <w:name w:val="Footnote Text Char"/>
-    <w:basedOn w:val="DefaultParagraphFont"/>
     <w:link w:val="FootnoteText"/>
     <w:uiPriority w:val="99"/>
     <w:semiHidden/>
@@ -1425,7 +1912,6 @@
   </w:style>
   <w:style w:type="character" w:styleId="EndnoteReference">
     <w:name w:val="endnote reference"/>
-    <w:basedOn w:val="DefaultParagraphFont"/>
     <w:uiPriority w:val="99"/>
     <w:semiHidden/>
     <w:unhideWhenUsed/>
@@ -1435,22 +1921,13 @@
   </w:style>
   <w:style w:type="paragraph" w:styleId="EndnoteText">
     <w:name w:val="endnote text"/>
-    <w:basedOn w:val="Normal"/>
     <w:link w:val="EndnoteTextChar"/>
     <w:uiPriority w:val="99"/>
     <w:semiHidden/>
     <w:unhideWhenUsed/>
-    <w:pPr>
-      <w:spacing w:after="0" w:line="240" w:lineRule="auto"/>
-    </w:pPr>
-    <w:rPr>
-      <w:sz w:val="20"/>
-      <w:szCs w:val="20"/>
-    </w:rPr>
   </w:style>
-  <w:style w:type="character" w:styleId="EndnoteTextChar">
+  <w:style w:type="character" w:customStyle="1" w:styleId="EndnoteTextChar">
     <w:name w:val="Endnote Text Char"/>
-    <w:basedOn w:val="DefaultParagraphFont"/>
     <w:link w:val="EndnoteText"/>
     <w:uiPriority w:val="99"/>
     <w:semiHidden/>
@@ -1460,5 +1937,332 @@
       <w:szCs w:val="20"/>
     </w:rPr>
   </w:style>
+  <w:style w:type="character" w:styleId="UnresolvedMention">
+    <w:name w:val="Unresolved Mention"/>
+    <w:basedOn w:val="DefaultParagraphFont"/>
+    <w:uiPriority w:val="99"/>
+    <w:semiHidden/>
+    <w:unhideWhenUsed/>
+    <w:rsid w:val="00D00DF7"/>
+    <w:rPr>
+      <w:color w:val="605E5C"/>
+      <w:shd w:val="clear" w:color="auto" w:fill="E1DFDD"/>
+    </w:rPr>
+  </w:style>
 </w:styles>
+</file>
+
+<file path=word/theme/theme1.xml><?xml version="1.0" encoding="utf-8"?>
+<a:theme xmlns:a="http://schemas.openxmlformats.org/drawingml/2006/main" name="Office Theme">
+  <a:themeElements>
+    <a:clrScheme name="Office">
+      <a:dk1>
+        <a:sysClr val="windowText" lastClr="000000"/>
+      </a:dk1>
+      <a:lt1>
+        <a:sysClr val="window" lastClr="FFFFFF"/>
+      </a:lt1>
+      <a:dk2>
+        <a:srgbClr val="0E2841"/>
+      </a:dk2>
+      <a:lt2>
+        <a:srgbClr val="E8E8E8"/>
+      </a:lt2>
+      <a:accent1>
+        <a:srgbClr val="156082"/>
+      </a:accent1>
+      <a:accent2>
+        <a:srgbClr val="E97132"/>
+      </a:accent2>
+      <a:accent3>
+        <a:srgbClr val="196B24"/>
+      </a:accent3>
+      <a:accent4>
+        <a:srgbClr val="0F9ED5"/>
+      </a:accent4>
+      <a:accent5>
+        <a:srgbClr val="A02B93"/>
+      </a:accent5>
+      <a:accent6>
+        <a:srgbClr val="4EA72E"/>
+      </a:accent6>
+      <a:hlink>
+        <a:srgbClr val="467886"/>
+      </a:hlink>
+      <a:folHlink>
+        <a:srgbClr val="96607D"/>
+      </a:folHlink>
+    </a:clrScheme>
+    <a:fontScheme name="Office">
+      <a:majorFont>
+        <a:latin typeface="Aptos Display" panose="02110004020202020204"/>
+        <a:ea typeface=""/>
+        <a:cs typeface=""/>
+        <a:font script="Jpan" typeface="游ゴシック Light"/>
+        <a:font script="Hang" typeface="맑은 고딕"/>
+        <a:font script="Hans" typeface="等线 Light"/>
+        <a:font script="Hant" typeface="新細明體"/>
+        <a:font script="Arab" typeface="Times New Roman"/>
+        <a:font script="Hebr" typeface="Times New Roman"/>
+        <a:font script="Thai" typeface="Angsana New"/>
+        <a:font script="Ethi" typeface="Nyala"/>
+        <a:font script="Beng" typeface="Vrinda"/>
+        <a:font script="Gujr" typeface="Shruti"/>
+        <a:font script="Khmr" typeface="MoolBoran"/>
+        <a:font script="Knda" typeface="Tunga"/>
+        <a:font script="Guru" typeface="Raavi"/>
+        <a:font script="Cans" typeface="Euphemia"/>
+        <a:font script="Cher" typeface="Plantagenet Cherokee"/>
+        <a:font script="Yiii" typeface="Microsoft Yi Baiti"/>
+        <a:font script="Tibt" typeface="Microsoft Himalaya"/>
+        <a:font script="Thaa" typeface="MV Boli"/>
+        <a:font script="Deva" typeface="Mangal"/>
+        <a:font script="Telu" typeface="Gautami"/>
+        <a:font script="Taml" typeface="Latha"/>
+        <a:font script="Syrc" typeface="Estrangelo Edessa"/>
+        <a:font script="Orya" typeface="Kalinga"/>
+        <a:font script="Mlym" typeface="Kartika"/>
+        <a:font script="Laoo" typeface="DokChampa"/>
+        <a:font script="Sinh" typeface="Iskoola Pota"/>
+        <a:font script="Mong" typeface="Mongolian Baiti"/>
+        <a:font script="Viet" typeface="Times New Roman"/>
+        <a:font script="Uigh" typeface="Microsoft Uighur"/>
+        <a:font script="Geor" typeface="Sylfaen"/>
+        <a:font script="Armn" typeface="Arial"/>
+        <a:font script="Bugi" typeface="Leelawadee UI"/>
+        <a:font script="Bopo" typeface="Microsoft JhengHei"/>
+        <a:font script="Java" typeface="Javanese Text"/>
+        <a:font script="Lisu" typeface="Segoe UI"/>
+        <a:font script="Mymr" typeface="Myanmar Text"/>
+        <a:font script="Nkoo" typeface="Ebrima"/>
+        <a:font script="Olck" typeface="Nirmala UI"/>
+        <a:font script="Osma" typeface="Ebrima"/>
+        <a:font script="Phag" typeface="Phagspa"/>
+        <a:font script="Syrn" typeface="Estrangelo Edessa"/>
+        <a:font script="Syrj" typeface="Estrangelo Edessa"/>
+        <a:font script="Syre" typeface="Estrangelo Edessa"/>
+        <a:font script="Sora" typeface="Nirmala UI"/>
+        <a:font script="Tale" typeface="Microsoft Tai Le"/>
+        <a:font script="Talu" typeface="Microsoft New Tai Lue"/>
+        <a:font script="Tfng" typeface="Ebrima"/>
+      </a:majorFont>
+      <a:minorFont>
+        <a:latin typeface="Aptos" panose="02110004020202020204"/>
+        <a:ea typeface=""/>
+        <a:cs typeface=""/>
+        <a:font script="Jpan" typeface="游明朝"/>
+        <a:font script="Hang" typeface="맑은 고딕"/>
+        <a:font script="Hans" typeface="等线"/>
+        <a:font script="Hant" typeface="新細明體"/>
+        <a:font script="Arab" typeface="Arial"/>
+        <a:font script="Hebr" typeface="Arial"/>
+        <a:font script="Thai" typeface="Cordia New"/>
+        <a:font script="Ethi" typeface="Nyala"/>
+        <a:font script="Beng" typeface="Vrinda"/>
+        <a:font script="Gujr" typeface="Shruti"/>
+        <a:font script="Khmr" typeface="DaunPenh"/>
+        <a:font script="Knda" typeface="Tunga"/>
+        <a:font script="Guru" typeface="Raavi"/>
+        <a:font script="Cans" typeface="Euphemia"/>
+        <a:font script="Cher" typeface="Plantagenet Cherokee"/>
+        <a:font script="Yiii" typeface="Microsoft Yi Baiti"/>
+        <a:font script="Tibt" typeface="Microsoft Himalaya"/>
+        <a:font script="Thaa" typeface="MV Boli"/>
+        <a:font script="Deva" typeface="Mangal"/>
+        <a:font script="Telu" typeface="Gautami"/>
+        <a:font script="Taml" typeface="Latha"/>
+        <a:font script="Syrc" typeface="Estrangelo Edessa"/>
+        <a:font script="Orya" typeface="Kalinga"/>
+        <a:font script="Mlym" typeface="Kartika"/>
+        <a:font script="Laoo" typeface="DokChampa"/>
+        <a:font script="Sinh" typeface="Iskoola Pota"/>
+        <a:font script="Mong" typeface="Mongolian Baiti"/>
+        <a:font script="Viet" typeface="Arial"/>
+        <a:font script="Uigh" typeface="Microsoft Uighur"/>
+        <a:font script="Geor" typeface="Sylfaen"/>
+        <a:font script="Armn" typeface="Arial"/>
+        <a:font script="Bugi" typeface="Leelawadee UI"/>
+        <a:font script="Bopo" typeface="Microsoft JhengHei"/>
+        <a:font script="Java" typeface="Javanese Text"/>
+        <a:font script="Lisu" typeface="Segoe UI"/>
+        <a:font script="Mymr" typeface="Myanmar Text"/>
+        <a:font script="Nkoo" typeface="Ebrima"/>
+        <a:font script="Olck" typeface="Nirmala UI"/>
+        <a:font script="Osma" typeface="Ebrima"/>
+        <a:font script="Phag" typeface="Phagspa"/>
+        <a:font script="Syrn" typeface="Estrangelo Edessa"/>
+        <a:font script="Syrj" typeface="Estrangelo Edessa"/>
+        <a:font script="Syre" typeface="Estrangelo Edessa"/>
+        <a:font script="Sora" typeface="Nirmala UI"/>
+        <a:font script="Tale" typeface="Microsoft Tai Le"/>
+        <a:font script="Talu" typeface="Microsoft New Tai Lue"/>
+        <a:font script="Tfng" typeface="Ebrima"/>
+      </a:minorFont>
+    </a:fontScheme>
+    <a:fmtScheme name="Office">
+      <a:fillStyleLst>
+        <a:solidFill>
+          <a:schemeClr val="phClr"/>
+        </a:solidFill>
+        <a:gradFill rotWithShape="1">
+          <a:gsLst>
+            <a:gs pos="0">
+              <a:schemeClr val="phClr">
+                <a:lumMod val="110000"/>
+                <a:satMod val="105000"/>
+                <a:tint val="67000"/>
+              </a:schemeClr>
+            </a:gs>
+            <a:gs pos="50000">
+              <a:schemeClr val="phClr">
+                <a:lumMod val="105000"/>
+                <a:satMod val="103000"/>
+                <a:tint val="73000"/>
+              </a:schemeClr>
+            </a:gs>
+            <a:gs pos="100000">
+              <a:schemeClr val="phClr">
+                <a:lumMod val="105000"/>
+                <a:satMod val="109000"/>
+                <a:tint val="81000"/>
+              </a:schemeClr>
+            </a:gs>
+          </a:gsLst>
+          <a:lin ang="5400000" scaled="0"/>
+        </a:gradFill>
+        <a:gradFill rotWithShape="1">
+          <a:gsLst>
+            <a:gs pos="0">
+              <a:schemeClr val="phClr">
+                <a:satMod val="103000"/>
+                <a:lumMod val="102000"/>
+                <a:tint val="94000"/>
+              </a:schemeClr>
+            </a:gs>
+            <a:gs pos="50000">
+              <a:schemeClr val="phClr">
+                <a:satMod val="110000"/>
+                <a:lumMod val="100000"/>
+                <a:shade val="100000"/>
+              </a:schemeClr>
+            </a:gs>
+            <a:gs pos="100000">
+              <a:schemeClr val="phClr">
+                <a:lumMod val="99000"/>
+                <a:satMod val="120000"/>
+                <a:shade val="78000"/>
+              </a:schemeClr>
+            </a:gs>
+          </a:gsLst>
+          <a:lin ang="5400000" scaled="0"/>
+        </a:gradFill>
+      </a:fillStyleLst>
+      <a:lnStyleLst>
+        <a:ln w="12700" cap="flat" cmpd="sng" algn="ctr">
+          <a:solidFill>
+            <a:schemeClr val="phClr"/>
+          </a:solidFill>
+          <a:prstDash val="solid"/>
+          <a:miter lim="800000"/>
+        </a:ln>
+        <a:ln w="19050" cap="flat" cmpd="sng" algn="ctr">
+          <a:solidFill>
+            <a:schemeClr val="phClr"/>
+          </a:solidFill>
+          <a:prstDash val="solid"/>
+          <a:miter lim="800000"/>
+        </a:ln>
+        <a:ln w="25400" cap="flat" cmpd="sng" algn="ctr">
+          <a:solidFill>
+            <a:schemeClr val="phClr"/>
+          </a:solidFill>
+          <a:prstDash val="solid"/>
+          <a:miter lim="800000"/>
+        </a:ln>
+      </a:lnStyleLst>
+      <a:effectStyleLst>
+        <a:effectStyle>
+          <a:effectLst/>
+        </a:effectStyle>
+        <a:effectStyle>
+          <a:effectLst/>
+        </a:effectStyle>
+        <a:effectStyle>
+          <a:effectLst>
+            <a:outerShdw blurRad="57150" dist="19050" dir="5400000" algn="ctr" rotWithShape="0">
+              <a:srgbClr val="000000">
+                <a:alpha val="63000"/>
+              </a:srgbClr>
+            </a:outerShdw>
+          </a:effectLst>
+        </a:effectStyle>
+      </a:effectStyleLst>
+      <a:bgFillStyleLst>
+        <a:solidFill>
+          <a:schemeClr val="phClr"/>
+        </a:solidFill>
+        <a:solidFill>
+          <a:schemeClr val="phClr">
+            <a:tint val="95000"/>
+            <a:satMod val="170000"/>
+          </a:schemeClr>
+        </a:solidFill>
+        <a:gradFill rotWithShape="1">
+          <a:gsLst>
+            <a:gs pos="0">
+              <a:schemeClr val="phClr">
+                <a:tint val="93000"/>
+                <a:satMod val="150000"/>
+                <a:shade val="98000"/>
+                <a:lumMod val="102000"/>
+              </a:schemeClr>
+            </a:gs>
+            <a:gs pos="50000">
+              <a:schemeClr val="phClr">
+                <a:tint val="98000"/>
+                <a:satMod val="130000"/>
+                <a:shade val="90000"/>
+                <a:lumMod val="103000"/>
+              </a:schemeClr>
+            </a:gs>
+            <a:gs pos="100000">
+              <a:schemeClr val="phClr">
+                <a:shade val="63000"/>
+                <a:satMod val="120000"/>
+              </a:schemeClr>
+            </a:gs>
+          </a:gsLst>
+          <a:lin ang="5400000" scaled="0"/>
+        </a:gradFill>
+      </a:bgFillStyleLst>
+    </a:fmtScheme>
+  </a:themeElements>
+  <a:objectDefaults>
+    <a:lnDef>
+      <a:spPr/>
+      <a:bodyPr/>
+      <a:lstStyle/>
+      <a:style>
+        <a:lnRef idx="2">
+          <a:schemeClr val="accent1"/>
+        </a:lnRef>
+        <a:fillRef idx="0">
+          <a:schemeClr val="accent1"/>
+        </a:fillRef>
+        <a:effectRef idx="1">
+          <a:schemeClr val="accent1"/>
+        </a:effectRef>
+        <a:fontRef idx="minor">
+          <a:schemeClr val="tx1"/>
+        </a:fontRef>
+      </a:style>
+    </a:lnDef>
+  </a:objectDefaults>
+  <a:extraClrSchemeLst/>
+  <a:extLst>
+    <a:ext uri="{05A4C25C-085E-4340-85A3-A5531E510DB2}">
+      <thm15:themeFamily xmlns:thm15="http://schemas.microsoft.com/office/thememl/2012/main" name="Office Theme" id="{2E142A2C-CD16-42D6-873A-C26D2A0506FA}" vid="{1BDDFF52-6CD6-40A5-AB3C-68EB2F1E4D0A}"/>
+    </a:ext>
+  </a:extLst>
+</a:theme>
 </file>